--- a/fuentes/228118_CF11_DU.docx
+++ b/fuentes/228118_CF11_DU.docx
@@ -43,7 +43,7 @@
                     <pic:cNvPicPr/>
                   </pic:nvPicPr>
                   <pic:blipFill>
-                    <a:blip r:embed="rId8">
+                    <a:blip r:embed="rId11">
                       <a:extLst>
                         <a:ext uri="{28A0092B-C50C-407E-A947-70E740481C1C}">
                           <a14:useLocalDpi xmlns:a14="http://schemas.microsoft.com/office/drawing/2010/main" val="0"/>
@@ -199,7 +199,7 @@
               </wp:anchor>
             </w:drawing>
           </mc:Choice>
-          <mc:Fallback xmlns:w16du="http://schemas.microsoft.com/office/word/2023/wordml/word16du" xmlns:oel="http://schemas.microsoft.com/office/2019/extlst">
+          <mc:Fallback xmlns:oel="http://schemas.microsoft.com/office/2019/extlst" xmlns:w16du="http://schemas.microsoft.com/office/word/2023/wordml/word16du">
             <w:pict>
               <v:rect w14:anchorId="04BF2410" id="Rectángulo 3" o:spid="_x0000_s1026" alt="&quot;&quot;" style="position:absolute;margin-left:-55.7pt;margin-top:26.5pt;width:613.85pt;height:204pt;z-index:-251655168;visibility:visible;mso-wrap-style:square;mso-height-percent:0;mso-wrap-distance-left:9pt;mso-wrap-distance-top:0;mso-wrap-distance-right:9pt;mso-wrap-distance-bottom:0;mso-position-horizontal:absolute;mso-position-horizontal-relative:text;mso-position-vertical:absolute;mso-position-vertical-relative:text;mso-height-percent:0;mso-height-relative:margin;v-text-anchor:middle" o:gfxdata="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" fillcolor="#00314d" stroked="f" strokeweight="1pt"/>
             </w:pict>
@@ -3184,7 +3184,6 @@
         </w:rPr>
         <w:t xml:space="preserve">El desarrollo de aplicaciones y sistemas web ha sido una tendencia predominante en las últimas tres décadas, y sus mejoras han evolucionado en consonancia con las innovaciones en la infraestructura tecnológica que las respalda. Actualmente, las aplicaciones son notablemente más interactivas, rápidas, seguras y fáciles de usar. Un ejemplo de esto es el acceso a sitios web desde dispositivos móviles, la visualización de videos en YouTube, las conversaciones a través de WhatsApp, o el </w:t>
       </w:r>
-      <w:proofErr w:type="spellStart"/>
       <w:r>
         <w:rPr>
           <w:rStyle w:val="Extranjerismo"/>
@@ -3192,7 +3191,6 @@
         </w:rPr>
         <w:t>streaming</w:t>
       </w:r>
-      <w:proofErr w:type="spellEnd"/>
       <w:r>
         <w:rPr>
           <w:lang w:val="es-419" w:eastAsia="es-CO"/>
@@ -3305,21 +3303,7 @@
         <w:rPr>
           <w:lang w:val="es-419" w:eastAsia="es-CO"/>
         </w:rPr>
-        <w:t xml:space="preserve">Cuando dos computadoras necesitan comunicarse, pueden vincularse mediante medios físicos como el cable Ethernet, o de manera inalámbrica utilizando tecnologías como </w:t>
-      </w:r>
-      <w:proofErr w:type="spellStart"/>
-      <w:r>
-        <w:rPr>
-          <w:lang w:val="es-419" w:eastAsia="es-CO"/>
-        </w:rPr>
-        <w:t>WiFi</w:t>
-      </w:r>
-      <w:proofErr w:type="spellEnd"/>
-      <w:r>
-        <w:rPr>
-          <w:lang w:val="es-419" w:eastAsia="es-CO"/>
-        </w:rPr>
-        <w:t>, Bluetooth, ZigBee, entre otras.</w:t>
+        <w:t>Cuando dos computadoras necesitan comunicarse, pueden vincularse mediante medios físicos como el cable Ethernet, o de manera inalámbrica utilizando tecnologías como WiFi, Bluetooth, ZigBee, entre otras.</w:t>
       </w:r>
     </w:p>
     <w:p>
@@ -3398,10 +3382,10 @@
                     <pic:cNvPicPr/>
                   </pic:nvPicPr>
                   <pic:blipFill>
-                    <a:blip r:embed="rId9">
+                    <a:blip r:embed="rId12">
                       <a:extLst>
                         <a:ext uri="{96DAC541-7B7A-43D3-8B79-37D633B846F1}">
-                          <asvg:svgBlip xmlns:asvg="http://schemas.microsoft.com/office/drawing/2016/SVG/main" r:embed="rId10"/>
+                          <asvg:svgBlip xmlns:asvg="http://schemas.microsoft.com/office/drawing/2016/SVG/main" r:embed="rId13"/>
                         </a:ext>
                       </a:extLst>
                     </a:blip>
@@ -3502,10 +3486,10 @@
                     <pic:cNvPicPr/>
                   </pic:nvPicPr>
                   <pic:blipFill>
-                    <a:blip r:embed="rId11">
+                    <a:blip r:embed="rId14">
                       <a:extLst>
                         <a:ext uri="{96DAC541-7B7A-43D3-8B79-37D633B846F1}">
-                          <asvg:svgBlip xmlns:asvg="http://schemas.microsoft.com/office/drawing/2016/SVG/main" r:embed="rId12"/>
+                          <asvg:svgBlip xmlns:asvg="http://schemas.microsoft.com/office/drawing/2016/SVG/main" r:embed="rId15"/>
                         </a:ext>
                       </a:extLst>
                     </a:blip>
@@ -3557,7 +3541,6 @@
         </w:rPr>
         <w:t xml:space="preserve">Por ejemplo, para que el terminal B reciba un mensaje desde el terminal A, este debe enviarlo primero al </w:t>
       </w:r>
-      <w:proofErr w:type="spellStart"/>
       <w:r>
         <w:rPr>
           <w:rStyle w:val="Extranjerismo"/>
@@ -3565,7 +3548,6 @@
         </w:rPr>
         <w:t>router</w:t>
       </w:r>
-      <w:proofErr w:type="spellEnd"/>
       <w:r>
         <w:rPr>
           <w:lang w:val="es-419" w:eastAsia="es-CO"/>
@@ -3630,10 +3612,10 @@
                     <pic:cNvPicPr/>
                   </pic:nvPicPr>
                   <pic:blipFill>
-                    <a:blip r:embed="rId13">
+                    <a:blip r:embed="rId16">
                       <a:extLst>
                         <a:ext uri="{96DAC541-7B7A-43D3-8B79-37D633B846F1}">
-                          <asvg:svgBlip xmlns:asvg="http://schemas.microsoft.com/office/drawing/2016/SVG/main" r:embed="rId14"/>
+                          <asvg:svgBlip xmlns:asvg="http://schemas.microsoft.com/office/drawing/2016/SVG/main" r:embed="rId17"/>
                         </a:ext>
                       </a:extLst>
                     </a:blip>
@@ -3682,7 +3664,6 @@
         </w:rPr>
         <w:t xml:space="preserve">El proceso de conexión entre varios terminales puede ser muy complejo y laborioso. Por ello, para organizar estas conexiones de manera eficiente, cada ordenador en una red está conectado a un dispositivo especializado denominado enrutador o </w:t>
       </w:r>
-      <w:proofErr w:type="spellStart"/>
       <w:r>
         <w:rPr>
           <w:rStyle w:val="Extranjerismo"/>
@@ -3690,14 +3671,12 @@
         </w:rPr>
         <w:t>router</w:t>
       </w:r>
-      <w:proofErr w:type="spellEnd"/>
       <w:r>
         <w:rPr>
           <w:lang w:val="es-419" w:eastAsia="es-CO"/>
         </w:rPr>
         <w:t xml:space="preserve">. Este dispositivo actúa de manera similar a los señalizadores en las estaciones del sistema integrado de transporte público, dirigiendo el tráfico para garantizar que llegues a tu destino correctamente. Así, el </w:t>
       </w:r>
-      <w:proofErr w:type="spellStart"/>
       <w:r>
         <w:rPr>
           <w:rStyle w:val="Extranjerismo"/>
@@ -3705,7 +3684,6 @@
         </w:rPr>
         <w:t>router</w:t>
       </w:r>
-      <w:proofErr w:type="spellEnd"/>
       <w:r>
         <w:rPr>
           <w:lang w:val="es-419" w:eastAsia="es-CO"/>
@@ -3757,10 +3735,10 @@
                     <pic:cNvPicPr/>
                   </pic:nvPicPr>
                   <pic:blipFill>
-                    <a:blip r:embed="rId15">
+                    <a:blip r:embed="rId18">
                       <a:extLst>
                         <a:ext uri="{96DAC541-7B7A-43D3-8B79-37D633B846F1}">
-                          <asvg:svgBlip xmlns:asvg="http://schemas.microsoft.com/office/drawing/2016/SVG/main" r:embed="rId16"/>
+                          <asvg:svgBlip xmlns:asvg="http://schemas.microsoft.com/office/drawing/2016/SVG/main" r:embed="rId19"/>
                         </a:ext>
                       </a:extLst>
                     </a:blip>
@@ -3868,10 +3846,10 @@
                     <pic:cNvPicPr/>
                   </pic:nvPicPr>
                   <pic:blipFill>
-                    <a:blip r:embed="rId17">
+                    <a:blip r:embed="rId20">
                       <a:extLst>
                         <a:ext uri="{96DAC541-7B7A-43D3-8B79-37D633B846F1}">
-                          <asvg:svgBlip xmlns:asvg="http://schemas.microsoft.com/office/drawing/2016/SVG/main" r:embed="rId18"/>
+                          <asvg:svgBlip xmlns:asvg="http://schemas.microsoft.com/office/drawing/2016/SVG/main" r:embed="rId21"/>
                         </a:ext>
                       </a:extLst>
                     </a:blip>
@@ -3922,23 +3900,7 @@
           <w:rStyle w:val="Extranjerismo"/>
           <w:lang w:val="es-419" w:eastAsia="es-CO"/>
         </w:rPr>
-        <w:t xml:space="preserve">Local </w:t>
-      </w:r>
-      <w:proofErr w:type="spellStart"/>
-      <w:r>
-        <w:rPr>
-          <w:rStyle w:val="Extranjerismo"/>
-          <w:lang w:val="es-419" w:eastAsia="es-CO"/>
-        </w:rPr>
-        <w:t>Area</w:t>
-      </w:r>
-      <w:proofErr w:type="spellEnd"/>
-      <w:r>
-        <w:rPr>
-          <w:rStyle w:val="Extranjerismo"/>
-          <w:lang w:val="es-419" w:eastAsia="es-CO"/>
-        </w:rPr>
-        <w:t xml:space="preserve"> Networks</w:t>
+        <w:t>Local Area Networks</w:t>
       </w:r>
       <w:r>
         <w:rPr>
@@ -4026,10 +3988,10 @@
                     <pic:cNvPicPr/>
                   </pic:nvPicPr>
                   <pic:blipFill>
-                    <a:blip r:embed="rId19">
+                    <a:blip r:embed="rId22">
                       <a:extLst>
                         <a:ext uri="{96DAC541-7B7A-43D3-8B79-37D633B846F1}">
-                          <asvg:svgBlip xmlns:asvg="http://schemas.microsoft.com/office/drawing/2016/SVG/main" r:embed="rId20"/>
+                          <asvg:svgBlip xmlns:asvg="http://schemas.microsoft.com/office/drawing/2016/SVG/main" r:embed="rId23"/>
                         </a:ext>
                       </a:extLst>
                     </a:blip>
@@ -4160,108 +4122,65 @@
         </w:rPr>
         <w:t xml:space="preserve">El protocolo TCP/IP, cuyas siglas significan </w:t>
       </w:r>
-      <w:proofErr w:type="spellStart"/>
       <w:r>
         <w:rPr>
           <w:rStyle w:val="Extranjerismo"/>
           <w:lang w:val="es-419" w:eastAsia="es-CO"/>
         </w:rPr>
-        <w:t>Transmission</w:t>
-      </w:r>
-      <w:proofErr w:type="spellEnd"/>
+        <w:t>Transmission Control Protocol/Internet Protocol</w:t>
+      </w:r>
+      <w:r>
+        <w:rPr>
+          <w:lang w:val="es-419" w:eastAsia="es-CO"/>
+        </w:rPr>
+        <w:t xml:space="preserve"> (Protocolo de Control de Transmisión/Protocolo de Internet), constituye un conjunto de reglas estandarizadas que facilitan la comunicación de los equipos en redes como Internet. La eficacia de estas máquinas radica en su velocidad de transmisión y en su capacidad para comunicarse con otras, un aspecto fundamental en la era de la cuarta revolución industrial, caracterizada por la interacción inteligente de equipos, especialmente en contextos de producción.</w:t>
+      </w:r>
+    </w:p>
+    <w:p>
+      <w:pPr>
+        <w:rPr>
+          <w:lang w:val="es-419" w:eastAsia="es-CO"/>
+        </w:rPr>
+      </w:pPr>
+      <w:r>
+        <w:rPr>
+          <w:lang w:val="es-419" w:eastAsia="es-CO"/>
+        </w:rPr>
+        <w:t xml:space="preserve">La dependencia de nuestras actividades diarias, como enviar correos electrónicos, ver Netflix o recibir indicaciones de navegación, se basa en la interacción continua entre distintos dispositivos. Estos equipos pueden ser de diferentes fabricantes y ubicarse en diversas zonas geográficas. Así, tanto las personas como las plataformas de </w:t>
+      </w:r>
       <w:r>
         <w:rPr>
           <w:rStyle w:val="Extranjerismo"/>
           <w:lang w:val="es-419" w:eastAsia="es-CO"/>
         </w:rPr>
-        <w:t xml:space="preserve"> Control </w:t>
-      </w:r>
-      <w:proofErr w:type="spellStart"/>
+        <w:t>software</w:t>
+      </w:r>
+      <w:r>
+        <w:rPr>
+          <w:lang w:val="es-419" w:eastAsia="es-CO"/>
+        </w:rPr>
+        <w:t xml:space="preserve"> que los utilizan pueden emplear distintos lenguajes, tanto humanos como informáticos.</w:t>
+      </w:r>
+    </w:p>
+    <w:p>
+      <w:pPr>
+        <w:rPr>
+          <w:lang w:val="es-419" w:eastAsia="es-CO"/>
+        </w:rPr>
+      </w:pPr>
+      <w:r>
+        <w:rPr>
+          <w:lang w:val="es-419" w:eastAsia="es-CO"/>
+        </w:rPr>
+        <w:t xml:space="preserve">El blog de </w:t>
+      </w:r>
       <w:r>
         <w:rPr>
           <w:rStyle w:val="Extranjerismo"/>
           <w:lang w:val="es-419" w:eastAsia="es-CO"/>
         </w:rPr>
-        <w:t>Protocol</w:t>
-      </w:r>
-      <w:proofErr w:type="spellEnd"/>
-      <w:r>
-        <w:rPr>
-          <w:rStyle w:val="Extranjerismo"/>
-          <w:lang w:val="es-419" w:eastAsia="es-CO"/>
-        </w:rPr>
-        <w:t xml:space="preserve">/Internet </w:t>
-      </w:r>
-      <w:proofErr w:type="spellStart"/>
-      <w:r>
-        <w:rPr>
-          <w:rStyle w:val="Extranjerismo"/>
-          <w:lang w:val="es-419" w:eastAsia="es-CO"/>
-        </w:rPr>
-        <w:t>Protocol</w:t>
-      </w:r>
-      <w:proofErr w:type="spellEnd"/>
-      <w:r>
-        <w:rPr>
-          <w:lang w:val="es-419" w:eastAsia="es-CO"/>
-        </w:rPr>
-        <w:t xml:space="preserve"> (Protocolo de Control de Transmisión/Protocolo de Internet), constituye un conjunto de reglas estandarizadas que facilitan la comunicación de los equipos en redes como Internet. La eficacia de estas máquinas radica en su velocidad de transmisión y en su capacidad para comunicarse con otras, un aspecto fundamental en la era de la cuarta revolución industrial, caracterizada por la interacción inteligente de equipos, especialmente en contextos de producción.</w:t>
-      </w:r>
-    </w:p>
-    <w:p>
-      <w:pPr>
-        <w:rPr>
-          <w:lang w:val="es-419" w:eastAsia="es-CO"/>
-        </w:rPr>
-      </w:pPr>
-      <w:r>
-        <w:rPr>
-          <w:lang w:val="es-419" w:eastAsia="es-CO"/>
-        </w:rPr>
-        <w:t xml:space="preserve">La dependencia de nuestras actividades diarias, como enviar correos electrónicos, ver Netflix o recibir indicaciones de navegación, se basa en la interacción continua entre distintos dispositivos. Estos equipos pueden ser de diferentes fabricantes y ubicarse en diversas zonas geográficas. Así, tanto las personas como las plataformas de </w:t>
-      </w:r>
-      <w:r>
-        <w:rPr>
-          <w:rStyle w:val="Extranjerismo"/>
-          <w:lang w:val="es-419" w:eastAsia="es-CO"/>
-        </w:rPr>
-        <w:t>software</w:t>
-      </w:r>
-      <w:r>
-        <w:rPr>
-          <w:lang w:val="es-419" w:eastAsia="es-CO"/>
-        </w:rPr>
-        <w:t xml:space="preserve"> que los utilizan pueden emplear distintos lenguajes, tanto humanos como informáticos.</w:t>
-      </w:r>
-    </w:p>
-    <w:p>
-      <w:pPr>
-        <w:rPr>
-          <w:lang w:val="es-419" w:eastAsia="es-CO"/>
-        </w:rPr>
-      </w:pPr>
-      <w:r>
-        <w:rPr>
-          <w:lang w:val="es-419" w:eastAsia="es-CO"/>
-        </w:rPr>
-        <w:t xml:space="preserve">El blog de </w:t>
-      </w:r>
-      <w:r>
-        <w:rPr>
-          <w:rStyle w:val="Extranjerismo"/>
-          <w:lang w:val="es-419" w:eastAsia="es-CO"/>
-        </w:rPr>
-        <w:t xml:space="preserve">Avast </w:t>
-      </w:r>
-      <w:proofErr w:type="spellStart"/>
-      <w:r>
-        <w:rPr>
-          <w:rStyle w:val="Extranjerismo"/>
-          <w:lang w:val="es-419" w:eastAsia="es-CO"/>
-        </w:rPr>
-        <w:t>Academy</w:t>
-      </w:r>
-      <w:proofErr w:type="spellEnd"/>
+        <w:t>Avast Academy</w:t>
+      </w:r>
       <w:r>
         <w:rPr>
           <w:lang w:val="es-419" w:eastAsia="es-CO"/>
@@ -5418,21 +5337,7 @@
         <w:rPr>
           <w:lang w:val="es-419" w:eastAsia="es-CO"/>
         </w:rPr>
-        <w:t xml:space="preserve">Para comprender el funcionamiento de un sistema, plataforma o aplicación web, es fundamental conocer los conceptos y el comportamiento de las tecnologías que se integran en esta arquitectura. A </w:t>
-      </w:r>
-      <w:proofErr w:type="gramStart"/>
-      <w:r>
-        <w:rPr>
-          <w:lang w:val="es-419" w:eastAsia="es-CO"/>
-        </w:rPr>
-        <w:t>continuación</w:t>
-      </w:r>
-      <w:proofErr w:type="gramEnd"/>
-      <w:r>
-        <w:rPr>
-          <w:lang w:val="es-419" w:eastAsia="es-CO"/>
-        </w:rPr>
-        <w:t xml:space="preserve"> se detalla:</w:t>
+        <w:t>Para comprender el funcionamiento de un sistema, plataforma o aplicación web, es fundamental conocer los conceptos y el comportamiento de las tecnologías que se integran en esta arquitectura. A continuación se detalla:</w:t>
       </w:r>
     </w:p>
     <w:p>
@@ -5529,10 +5434,10 @@
                     <pic:cNvPicPr/>
                   </pic:nvPicPr>
                   <pic:blipFill>
-                    <a:blip r:embed="rId21">
+                    <a:blip r:embed="rId24">
                       <a:extLst>
                         <a:ext uri="{96DAC541-7B7A-43D3-8B79-37D633B846F1}">
-                          <asvg:svgBlip xmlns:asvg="http://schemas.microsoft.com/office/drawing/2016/SVG/main" r:embed="rId22"/>
+                          <asvg:svgBlip xmlns:asvg="http://schemas.microsoft.com/office/drawing/2016/SVG/main" r:embed="rId25"/>
                         </a:ext>
                       </a:extLst>
                     </a:blip>
@@ -5576,21 +5481,7 @@
         <w:rPr>
           <w:lang w:val="es-419" w:eastAsia="es-CO"/>
         </w:rPr>
-        <w:t xml:space="preserve">El cliente web es una aplicación ejecutable, usualmente preinstalada en el dispositivo del usuario, que facilita el acceso a internet. Este cliente es capaz de mostrar y solicitar documentos sobre una red, siendo así responsable de la capa de presentación. Los clientes web son dispositivos de usuarios conectados a internet (por ejemplo, un ordenador conectado a la red </w:t>
-      </w:r>
-      <w:proofErr w:type="spellStart"/>
-      <w:r>
-        <w:rPr>
-          <w:lang w:val="es-419" w:eastAsia="es-CO"/>
-        </w:rPr>
-        <w:t>Wi</w:t>
-      </w:r>
-      <w:proofErr w:type="spellEnd"/>
-      <w:r>
-        <w:rPr>
-          <w:lang w:val="es-419" w:eastAsia="es-CO"/>
-        </w:rPr>
-        <w:t xml:space="preserve">-Fi o un teléfono conectado a la red de telefonía móvil) y el </w:t>
+        <w:t xml:space="preserve">El cliente web es una aplicación ejecutable, usualmente preinstalada en el dispositivo del usuario, que facilita el acceso a internet. Este cliente es capaz de mostrar y solicitar documentos sobre una red, siendo así responsable de la capa de presentación. Los clientes web son dispositivos de usuarios conectados a internet (por ejemplo, un ordenador conectado a la red Wi-Fi o un teléfono conectado a la red de telefonía móvil) y el </w:t>
       </w:r>
       <w:r>
         <w:rPr>
@@ -5692,10 +5583,10 @@
                     <pic:cNvPicPr/>
                   </pic:nvPicPr>
                   <pic:blipFill>
-                    <a:blip r:embed="rId23">
+                    <a:blip r:embed="rId26">
                       <a:extLst>
                         <a:ext uri="{96DAC541-7B7A-43D3-8B79-37D633B846F1}">
-                          <asvg:svgBlip xmlns:asvg="http://schemas.microsoft.com/office/drawing/2016/SVG/main" r:embed="rId24"/>
+                          <asvg:svgBlip xmlns:asvg="http://schemas.microsoft.com/office/drawing/2016/SVG/main" r:embed="rId27"/>
                         </a:ext>
                       </a:extLst>
                     </a:blip>
@@ -5831,10 +5722,10 @@
                     <pic:cNvPicPr/>
                   </pic:nvPicPr>
                   <pic:blipFill>
-                    <a:blip r:embed="rId25">
+                    <a:blip r:embed="rId28">
                       <a:extLst>
                         <a:ext uri="{96DAC541-7B7A-43D3-8B79-37D633B846F1}">
-                          <asvg:svgBlip xmlns:asvg="http://schemas.microsoft.com/office/drawing/2016/SVG/main" r:embed="rId26"/>
+                          <asvg:svgBlip xmlns:asvg="http://schemas.microsoft.com/office/drawing/2016/SVG/main" r:embed="rId29"/>
                         </a:ext>
                       </a:extLst>
                     </a:blip>
@@ -5995,7 +5886,7 @@
         </w:rPr>
         <w:t xml:space="preserve">La información se localiza mediante la dirección URL, la cual se compone de tres partes: primero el protocolo, segundo la ruta del servidor y tercero el dominio. La estructura queda de la siguiente forma: </w:t>
       </w:r>
-      <w:hyperlink r:id="rId27" w:history="1">
+      <w:hyperlink r:id="rId30" w:history="1">
         <w:r>
           <w:rPr>
             <w:rStyle w:val="Hipervnculo"/>
@@ -6074,7 +5965,6 @@
         </w:rPr>
         <w:t xml:space="preserve">Los modelos y tecnologías de desarrollo web han evolucionado significativamente en la última década. Existen multitud de aplicaciones, </w:t>
       </w:r>
-      <w:proofErr w:type="spellStart"/>
       <w:r>
         <w:rPr>
           <w:rStyle w:val="Extranjerismo"/>
@@ -6082,7 +5972,6 @@
         </w:rPr>
         <w:t>frameworks</w:t>
       </w:r>
-      <w:proofErr w:type="spellEnd"/>
       <w:r>
         <w:rPr>
           <w:lang w:val="es-419" w:eastAsia="es-CO"/>
@@ -6132,7 +6021,6 @@
         </w:rPr>
         <w:t xml:space="preserve">Las tecnologías de </w:t>
       </w:r>
-      <w:proofErr w:type="spellStart"/>
       <w:r>
         <w:rPr>
           <w:rStyle w:val="Extranjerismo"/>
@@ -6140,7 +6028,6 @@
         </w:rPr>
         <w:t>front-end</w:t>
       </w:r>
-      <w:proofErr w:type="spellEnd"/>
       <w:r>
         <w:rPr>
           <w:lang w:val="es-419" w:eastAsia="es-CO"/>
@@ -6170,75 +6057,39 @@
         </w:rPr>
         <w:t xml:space="preserve">HTML, abreviatura de </w:t>
       </w:r>
-      <w:proofErr w:type="spellStart"/>
       <w:r>
         <w:rPr>
           <w:rStyle w:val="Extranjerismo"/>
           <w:lang w:val="es-419" w:eastAsia="es-CO"/>
         </w:rPr>
-        <w:t>Hyper</w:t>
-      </w:r>
-      <w:proofErr w:type="spellEnd"/>
+        <w:t>Hyper Text Markup Language</w:t>
+      </w:r>
+      <w:r>
+        <w:rPr>
+          <w:lang w:val="es-419" w:eastAsia="es-CO"/>
+        </w:rPr>
+        <w:t>, es una de las tecnologías esenciales para el desarrollo de todo tipo de aplicaciones web. Proporciona la estructura base para una página web. El código HTML garantiza que el contenido de un sitio web esté adecuadamente formateado y estructurado, permitiendo que cada navegador de Internet muestre el contenido como está previsto. Sin HTML, los navegadores no podrían mostrar texto, cargar imágenes ni otros elementos esenciales.</w:t>
+      </w:r>
+    </w:p>
+    <w:p>
+      <w:pPr>
+        <w:rPr>
+          <w:lang w:val="es-419" w:eastAsia="es-CO"/>
+        </w:rPr>
+      </w:pPr>
+      <w:r>
+        <w:rPr>
+          <w:lang w:val="es-419" w:eastAsia="es-CO"/>
+        </w:rPr>
+        <w:t xml:space="preserve">HTML5, la versión más reciente de HTML, incluye un conjunto más amplio de tecnologías que permiten a los sitios web y a las aplicaciones ofrecer más diversidad y potencia. Este conjunto es conocido como HTML5 y ofrece una gran variedad de recursos, incluyendo librerías, </w:t>
+      </w:r>
       <w:r>
         <w:rPr>
           <w:rStyle w:val="Extranjerismo"/>
           <w:lang w:val="es-419" w:eastAsia="es-CO"/>
         </w:rPr>
-        <w:t xml:space="preserve"> Text </w:t>
-      </w:r>
-      <w:proofErr w:type="spellStart"/>
-      <w:r>
-        <w:rPr>
-          <w:rStyle w:val="Extranjerismo"/>
-          <w:lang w:val="es-419" w:eastAsia="es-CO"/>
-        </w:rPr>
-        <w:t>Markup</w:t>
-      </w:r>
-      <w:proofErr w:type="spellEnd"/>
-      <w:r>
-        <w:rPr>
-          <w:rStyle w:val="Extranjerismo"/>
-          <w:lang w:val="es-419" w:eastAsia="es-CO"/>
-        </w:rPr>
-        <w:t xml:space="preserve"> </w:t>
-      </w:r>
-      <w:proofErr w:type="spellStart"/>
-      <w:r>
-        <w:rPr>
-          <w:rStyle w:val="Extranjerismo"/>
-          <w:lang w:val="es-419" w:eastAsia="es-CO"/>
-        </w:rPr>
-        <w:t>Language</w:t>
-      </w:r>
-      <w:proofErr w:type="spellEnd"/>
-      <w:r>
-        <w:rPr>
-          <w:lang w:val="es-419" w:eastAsia="es-CO"/>
-        </w:rPr>
-        <w:t>, es una de las tecnologías esenciales para el desarrollo de todo tipo de aplicaciones web. Proporciona la estructura base para una página web. El código HTML garantiza que el contenido de un sitio web esté adecuadamente formateado y estructurado, permitiendo que cada navegador de Internet muestre el contenido como está previsto. Sin HTML, los navegadores no podrían mostrar texto, cargar imágenes ni otros elementos esenciales.</w:t>
-      </w:r>
-    </w:p>
-    <w:p>
-      <w:pPr>
-        <w:rPr>
-          <w:lang w:val="es-419" w:eastAsia="es-CO"/>
-        </w:rPr>
-      </w:pPr>
-      <w:r>
-        <w:rPr>
-          <w:lang w:val="es-419" w:eastAsia="es-CO"/>
-        </w:rPr>
-        <w:t xml:space="preserve">HTML5, la versión más reciente de HTML, incluye un conjunto más amplio de tecnologías que permiten a los sitios web y a las aplicaciones ofrecer más diversidad y potencia. Este conjunto es conocido como HTML5 y ofrece una gran variedad de recursos, incluyendo librerías, </w:t>
-      </w:r>
-      <w:proofErr w:type="spellStart"/>
-      <w:r>
-        <w:rPr>
-          <w:rStyle w:val="Extranjerismo"/>
-          <w:lang w:val="es-419" w:eastAsia="es-CO"/>
-        </w:rPr>
         <w:t>plugins</w:t>
       </w:r>
-      <w:proofErr w:type="spellEnd"/>
       <w:r>
         <w:rPr>
           <w:lang w:val="es-419" w:eastAsia="es-CO"/>
@@ -6286,7 +6137,6 @@
           <w:lang w:val="es-419" w:eastAsia="es-CO"/>
         </w:rPr>
       </w:pPr>
-      <w:proofErr w:type="spellStart"/>
       <w:r>
         <w:rPr>
           <w:b/>
@@ -6296,7 +6146,6 @@
         <w:lastRenderedPageBreak/>
         <w:t>Canvas</w:t>
       </w:r>
-      <w:proofErr w:type="spellEnd"/>
     </w:p>
     <w:p>
       <w:pPr>
@@ -6381,7 +6230,6 @@
         </w:rPr>
         <w:t xml:space="preserve"> </w:t>
       </w:r>
-      <w:proofErr w:type="spellStart"/>
       <w:r>
         <w:rPr>
           <w:rStyle w:val="Extranjerismo"/>
@@ -6391,7 +6239,6 @@
         </w:rPr>
         <w:t>Workers</w:t>
       </w:r>
-      <w:proofErr w:type="spellEnd"/>
     </w:p>
     <w:p>
       <w:pPr>
@@ -6420,7 +6267,6 @@
         </w:rPr>
         <w:t xml:space="preserve"> que sigue ejecutándose en segundo plano cuando se abre una página web y se usa principalmente en sitios web con capacidades sin conexión. Hace que las páginas estén disponibles sin conexión y permite el uso de notificaciones como web </w:t>
       </w:r>
-      <w:proofErr w:type="spellStart"/>
       <w:r>
         <w:rPr>
           <w:rStyle w:val="Extranjerismo"/>
@@ -6428,7 +6274,6 @@
         </w:rPr>
         <w:t>Push</w:t>
       </w:r>
-      <w:proofErr w:type="spellEnd"/>
       <w:r>
         <w:rPr>
           <w:lang w:val="es-419" w:eastAsia="es-CO"/>
@@ -6514,31 +6359,13 @@
         </w:rPr>
         <w:t xml:space="preserve">Hojas de Estilo en Cascada, conocidas por sus siglas en inglés como </w:t>
       </w:r>
-      <w:proofErr w:type="spellStart"/>
       <w:r>
         <w:rPr>
           <w:rStyle w:val="Extranjerismo"/>
           <w:lang w:val="es-419" w:eastAsia="es-CO"/>
         </w:rPr>
-        <w:t>Cascading</w:t>
-      </w:r>
-      <w:proofErr w:type="spellEnd"/>
-      <w:r>
-        <w:rPr>
-          <w:rStyle w:val="Extranjerismo"/>
-          <w:lang w:val="es-419" w:eastAsia="es-CO"/>
-        </w:rPr>
-        <w:t xml:space="preserve"> Style </w:t>
-      </w:r>
-      <w:proofErr w:type="spellStart"/>
-      <w:r>
-        <w:rPr>
-          <w:rStyle w:val="Extranjerismo"/>
-          <w:lang w:val="es-419" w:eastAsia="es-CO"/>
-        </w:rPr>
-        <w:t>Sheets</w:t>
-      </w:r>
-      <w:proofErr w:type="spellEnd"/>
+        <w:t>Cascading Style Sheets</w:t>
+      </w:r>
       <w:r>
         <w:rPr>
           <w:lang w:val="es-419" w:eastAsia="es-CO"/>
@@ -6559,7 +6386,6 @@
           <w:lang w:val="es-419" w:eastAsia="es-CO"/>
         </w:rPr>
       </w:pPr>
-      <w:proofErr w:type="spellStart"/>
       <w:r>
         <w:rPr>
           <w:rStyle w:val="Extranjerismo"/>
@@ -6570,7 +6396,6 @@
         <w:lastRenderedPageBreak/>
         <w:t>Cascading</w:t>
       </w:r>
-      <w:proofErr w:type="spellEnd"/>
     </w:p>
     <w:p>
       <w:pPr>
@@ -6638,7 +6463,6 @@
           <w:lang w:val="es-419" w:eastAsia="es-CO"/>
         </w:rPr>
       </w:pPr>
-      <w:proofErr w:type="spellStart"/>
       <w:r>
         <w:rPr>
           <w:rStyle w:val="Extranjerismo"/>
@@ -6648,7 +6472,6 @@
         </w:rPr>
         <w:t>Sheets</w:t>
       </w:r>
-      <w:proofErr w:type="spellEnd"/>
     </w:p>
     <w:p>
       <w:pPr>
@@ -6662,21 +6485,7 @@
         <w:rPr>
           <w:lang w:val="es-419" w:eastAsia="es-CO"/>
         </w:rPr>
-        <w:t>Traducido como hojas, porque los estilos de una página web generalmente se añaden en archivos separados. Estos archivos deben tener la extensión .</w:t>
-      </w:r>
-      <w:proofErr w:type="spellStart"/>
-      <w:r>
-        <w:rPr>
-          <w:lang w:val="es-419" w:eastAsia="es-CO"/>
-        </w:rPr>
-        <w:t>css</w:t>
-      </w:r>
-      <w:proofErr w:type="spellEnd"/>
-      <w:r>
-        <w:rPr>
-          <w:lang w:val="es-419" w:eastAsia="es-CO"/>
-        </w:rPr>
-        <w:t>.</w:t>
+        <w:t>Traducido como hojas, porque los estilos de una página web generalmente se añaden en archivos separados. Estos archivos deben tener la extensión .css.</w:t>
       </w:r>
     </w:p>
     <w:p>
@@ -6758,21 +6567,7 @@
         <w:rPr>
           <w:lang w:val="es-419" w:eastAsia="es-CO"/>
         </w:rPr>
-        <w:t xml:space="preserve"> para páginas web, también se utiliza en muchos entornos fuera del navegador, como en Node.js, Apache </w:t>
-      </w:r>
-      <w:proofErr w:type="spellStart"/>
-      <w:r>
-        <w:rPr>
-          <w:lang w:val="es-419" w:eastAsia="es-CO"/>
-        </w:rPr>
-        <w:t>CouchDB</w:t>
-      </w:r>
-      <w:proofErr w:type="spellEnd"/>
-      <w:r>
-        <w:rPr>
-          <w:lang w:val="es-419" w:eastAsia="es-CO"/>
-        </w:rPr>
-        <w:t xml:space="preserve"> y Adobe Acrobat.</w:t>
+        <w:t xml:space="preserve"> para páginas web, también se utiliza en muchos entornos fuera del navegador, como en Node.js, Apache CouchDB y Adobe Acrobat.</w:t>
       </w:r>
     </w:p>
     <w:p>
@@ -6917,7 +6712,7 @@
                     </pic:cNvPicPr>
                   </pic:nvPicPr>
                   <pic:blipFill>
-                    <a:blip r:embed="rId28">
+                    <a:blip r:embed="rId31">
                       <a:extLst>
                         <a:ext uri="{28A0092B-C50C-407E-A947-70E740481C1C}">
                           <a14:useLocalDpi xmlns:a14="http://schemas.microsoft.com/office/drawing/2010/main" val="0"/>
@@ -6959,7 +6754,7 @@
           <w:iCs/>
         </w:rPr>
       </w:pPr>
-      <w:hyperlink r:id="rId29" w:history="1">
+      <w:hyperlink r:id="rId32" w:history="1">
         <w:r>
           <w:rPr>
             <w:rStyle w:val="Hipervnculo"/>
@@ -7082,31 +6877,23 @@
             <w:r>
               <w:t xml:space="preserve"> este listado es apoyado según la comunidad más grande de gestión de productos llamada </w:t>
             </w:r>
-            <w:proofErr w:type="spellStart"/>
             <w:r>
               <w:t>P</w:t>
             </w:r>
             <w:r>
-              <w:t>roduct</w:t>
-            </w:r>
-            <w:proofErr w:type="spellEnd"/>
-            <w:r>
-              <w:t xml:space="preserve"> </w:t>
-            </w:r>
-            <w:proofErr w:type="spellStart"/>
+              <w:t xml:space="preserve">roduct </w:t>
+            </w:r>
             <w:r>
               <w:t>C</w:t>
             </w:r>
             <w:r>
               <w:t>oalition</w:t>
             </w:r>
-            <w:proofErr w:type="spellEnd"/>
             <w:r>
               <w:t>:</w:t>
             </w:r>
           </w:p>
           <w:p>
-            <w:proofErr w:type="spellStart"/>
             <w:r>
               <w:lastRenderedPageBreak/>
               <w:t>R</w:t>
@@ -7114,22 +6901,12 @@
             <w:r>
               <w:t>eact</w:t>
             </w:r>
-            <w:proofErr w:type="spellEnd"/>
             <w:r>
               <w:t>,</w:t>
             </w:r>
             <w:r>
-              <w:t xml:space="preserve"> está hecho por un desarrollador de Facebook </w:t>
-            </w:r>
-            <w:proofErr w:type="spellStart"/>
-            <w:r>
-              <w:t>Jordan</w:t>
-            </w:r>
-            <w:proofErr w:type="spellEnd"/>
-            <w:r>
-              <w:t xml:space="preserve"> </w:t>
-            </w:r>
-            <w:proofErr w:type="spellStart"/>
+              <w:t xml:space="preserve"> está hecho por un desarrollador de Facebook Jordan </w:t>
+            </w:r>
             <w:r>
               <w:t>W</w:t>
             </w:r>
@@ -7137,53 +6914,34 @@
               <w:t>alk</w:t>
             </w:r>
             <w:r>
-              <w:t>e</w:t>
-            </w:r>
-            <w:proofErr w:type="spellEnd"/>
+              <w:t>e,</w:t>
+            </w:r>
+            <w:r>
+              <w:t xml:space="preserve"> la biblioteca se utilizó por primera vez en el servicio de noticias de Facebook en 2011</w:t>
+            </w:r>
             <w:r>
               <w:t>,</w:t>
             </w:r>
             <w:r>
-              <w:t xml:space="preserve"> la biblioteca se utilizó por primera vez en el servicio de noticias de Facebook en 2011</w:t>
-            </w:r>
-            <w:r>
-              <w:t>,</w:t>
-            </w:r>
-            <w:r>
-              <w:t xml:space="preserve"> luego en </w:t>
-            </w:r>
-            <w:proofErr w:type="spellStart"/>
-            <w:r>
-              <w:t>instagram</w:t>
-            </w:r>
-            <w:proofErr w:type="spellEnd"/>
-            <w:r>
-              <w:t xml:space="preserve"> en 2012 y en 2013 el código se abrió para todos</w:t>
+              <w:t xml:space="preserve"> luego en instagram en 2012 y en 2013 el código se abrió para todos</w:t>
             </w:r>
             <w:r>
               <w:t>.</w:t>
             </w:r>
           </w:p>
           <w:p>
-            <w:proofErr w:type="spellStart"/>
             <w:r>
               <w:t>Vu</w:t>
             </w:r>
             <w:r>
               <w:t>e</w:t>
             </w:r>
-            <w:proofErr w:type="spellEnd"/>
-            <w:r>
-              <w:t xml:space="preserve"> </w:t>
-            </w:r>
-            <w:proofErr w:type="spellStart"/>
-            <w:r>
-              <w:t>J</w:t>
+            <w:r>
+              <w:t xml:space="preserve"> J</w:t>
             </w:r>
             <w:r>
               <w:t>s</w:t>
             </w:r>
-            <w:proofErr w:type="spellEnd"/>
             <w:r>
               <w:t>,</w:t>
             </w:r>
@@ -7197,18 +6955,10 @@
               <w:t xml:space="preserve"> entre las empresas que lo eligieron como herramienta de desarrollo se encuentra</w:t>
             </w:r>
             <w:r>
-              <w:t xml:space="preserve">n: </w:t>
-            </w:r>
-            <w:proofErr w:type="spellStart"/>
-            <w:r>
-              <w:t>S</w:t>
-            </w:r>
-            <w:r>
-              <w:t>tackoverflow</w:t>
-            </w:r>
-            <w:proofErr w:type="spellEnd"/>
-            <w:r>
-              <w:t xml:space="preserve"> y PlayStation</w:t>
+              <w:t>n: S</w:t>
+            </w:r>
+            <w:r>
+              <w:t>tackoverflow y PlayStation</w:t>
             </w:r>
             <w:r>
               <w:t>;</w:t>
@@ -7216,25 +6966,18 @@
             <w:r>
               <w:t xml:space="preserve"> según lo define la comunidad de </w:t>
             </w:r>
-            <w:proofErr w:type="spellStart"/>
             <w:r>
               <w:t>P</w:t>
             </w:r>
             <w:r>
-              <w:t>roduct</w:t>
-            </w:r>
-            <w:proofErr w:type="spellEnd"/>
-            <w:r>
-              <w:t xml:space="preserve"> </w:t>
-            </w:r>
-            <w:proofErr w:type="spellStart"/>
+              <w:t xml:space="preserve">roduct </w:t>
+            </w:r>
             <w:r>
               <w:t>C</w:t>
             </w:r>
             <w:r>
               <w:t>oalition</w:t>
             </w:r>
-            <w:proofErr w:type="spellEnd"/>
             <w:r>
               <w:t>.</w:t>
             </w:r>
@@ -7317,54 +7060,34 @@
           <w:rStyle w:val="Extranjerismo"/>
           <w:lang w:val="es-419" w:eastAsia="es-CO"/>
         </w:rPr>
-        <w:t>back-</w:t>
-      </w:r>
-      <w:proofErr w:type="spellStart"/>
+        <w:t>back-end</w:t>
+      </w:r>
+      <w:r>
+        <w:rPr>
+          <w:lang w:val="es-419" w:eastAsia="es-CO"/>
+        </w:rPr>
+        <w:t xml:space="preserve"> se refieren a aquellas utilizadas en el lado del servidor. El servidor emplea estas tecnologías para gestionar y procesar las diferentes peticiones de información que recibe. Además, realiza la gestión de las bases de datos alojadas en el mismo. Una vez que la información es procesada, se envía de vuelta al dispositivo del usuario para que sea visualizada a través de las tecnologías </w:t>
+      </w:r>
       <w:r>
         <w:rPr>
           <w:rStyle w:val="Extranjerismo"/>
           <w:lang w:val="es-419" w:eastAsia="es-CO"/>
         </w:rPr>
-        <w:t>end</w:t>
-      </w:r>
-      <w:proofErr w:type="spellEnd"/>
-      <w:r>
-        <w:rPr>
-          <w:lang w:val="es-419" w:eastAsia="es-CO"/>
-        </w:rPr>
-        <w:t xml:space="preserve"> se refieren a aquellas utilizadas en el lado del servidor. El servidor emplea estas tecnologías para gestionar y procesar las diferentes peticiones de información que recibe. Además, realiza la gestión de las bases de datos alojadas en el mismo. Una vez que la información es procesada, se envía de vuelta al dispositivo del usuario para que sea visualizada a través de las tecnologías </w:t>
-      </w:r>
-      <w:proofErr w:type="spellStart"/>
+        <w:t>front-end</w:t>
+      </w:r>
+      <w:r>
+        <w:rPr>
+          <w:lang w:val="es-419" w:eastAsia="es-CO"/>
+        </w:rPr>
+        <w:t xml:space="preserve">. Entre las tecnologías de </w:t>
+      </w:r>
       <w:r>
         <w:rPr>
           <w:rStyle w:val="Extranjerismo"/>
           <w:lang w:val="es-419" w:eastAsia="es-CO"/>
         </w:rPr>
-        <w:t>front-end</w:t>
-      </w:r>
-      <w:proofErr w:type="spellEnd"/>
-      <w:r>
-        <w:rPr>
-          <w:lang w:val="es-419" w:eastAsia="es-CO"/>
-        </w:rPr>
-        <w:t xml:space="preserve">. Entre las tecnologías de </w:t>
-      </w:r>
-      <w:r>
-        <w:rPr>
-          <w:rStyle w:val="Extranjerismo"/>
-          <w:lang w:val="es-419" w:eastAsia="es-CO"/>
-        </w:rPr>
-        <w:t>back-</w:t>
-      </w:r>
-      <w:proofErr w:type="spellStart"/>
-      <w:r>
-        <w:rPr>
-          <w:rStyle w:val="Extranjerismo"/>
-          <w:lang w:val="es-419" w:eastAsia="es-CO"/>
-        </w:rPr>
-        <w:t>end</w:t>
-      </w:r>
-      <w:proofErr w:type="spellEnd"/>
+        <w:t>back-end</w:t>
+      </w:r>
       <w:r>
         <w:rPr>
           <w:lang w:val="es-419" w:eastAsia="es-CO"/>
@@ -7400,147 +7123,58 @@
           <w:rStyle w:val="Extranjerismo"/>
           <w:lang w:val="es-419" w:eastAsia="es-CO"/>
         </w:rPr>
-        <w:t>back-</w:t>
-      </w:r>
-      <w:proofErr w:type="spellStart"/>
+        <w:t>back-end</w:t>
+      </w:r>
+      <w:r>
+        <w:rPr>
+          <w:lang w:val="es-419" w:eastAsia="es-CO"/>
+        </w:rPr>
+        <w:t xml:space="preserve"> es fundamental para el funcionamiento de un sitio web, ya que es en esta instancia donde se realizan los procesos más robustos de manejo de información. Por ello, se requieren lenguajes de programación que ofrezcan una diversidad de funciones para el tratamiento adecuado de esos datos. Además, los programas escritos por desarrolladores de </w:t>
+      </w:r>
       <w:r>
         <w:rPr>
           <w:rStyle w:val="Extranjerismo"/>
           <w:lang w:val="es-419" w:eastAsia="es-CO"/>
         </w:rPr>
-        <w:t>end</w:t>
-      </w:r>
-      <w:proofErr w:type="spellEnd"/>
-      <w:r>
-        <w:rPr>
-          <w:lang w:val="es-419" w:eastAsia="es-CO"/>
-        </w:rPr>
-        <w:t xml:space="preserve"> es fundamental para el funcionamiento de un sitio web, ya que es en esta instancia donde se realizan los procesos más robustos de manejo de información. Por ello, se requieren lenguajes de programación que ofrezcan una diversidad de funciones para el tratamiento adecuado de esos datos. Además, los programas escritos por desarrolladores de </w:t>
+        <w:t>back-en</w:t>
+      </w:r>
+      <w:r>
+        <w:rPr>
+          <w:lang w:val="es-419" w:eastAsia="es-CO"/>
+        </w:rPr>
+        <w:t>d se utilizan para comunicar la información desde la base de datos hasta el navegador. La empresa de base tecnológica Third Rock Techkno señala que:</w:t>
+      </w:r>
+    </w:p>
+    <w:p>
+      <w:pPr>
+        <w:rPr>
+          <w:lang w:val="es-419" w:eastAsia="es-CO"/>
+        </w:rPr>
+      </w:pPr>
+      <w:r>
+        <w:rPr>
+          <w:lang w:val="es-419" w:eastAsia="es-CO"/>
+        </w:rPr>
+        <w:t>“</w:t>
+      </w:r>
+      <w:r>
+        <w:rPr>
+          <w:lang w:val="es-419" w:eastAsia="es-CO"/>
+        </w:rPr>
+        <w:t xml:space="preserve">En 2021, el desarrollo de </w:t>
       </w:r>
       <w:r>
         <w:rPr>
           <w:rStyle w:val="Extranjerismo"/>
           <w:lang w:val="es-419" w:eastAsia="es-CO"/>
         </w:rPr>
-        <w:t>back-</w:t>
-      </w:r>
-      <w:proofErr w:type="spellStart"/>
-      <w:r>
-        <w:rPr>
-          <w:rStyle w:val="Extranjerismo"/>
-          <w:lang w:val="es-419" w:eastAsia="es-CO"/>
-        </w:rPr>
-        <w:t>en</w:t>
-      </w:r>
-      <w:r>
-        <w:rPr>
-          <w:lang w:val="es-419" w:eastAsia="es-CO"/>
-        </w:rPr>
-        <w:t>d</w:t>
-      </w:r>
-      <w:proofErr w:type="spellEnd"/>
-      <w:r>
-        <w:rPr>
-          <w:lang w:val="es-419" w:eastAsia="es-CO"/>
-        </w:rPr>
-        <w:t xml:space="preserve"> se utilizan para comunicar la información desde la base de datos hasta el navegador. La empresa de base tecnológica </w:t>
-      </w:r>
-      <w:proofErr w:type="spellStart"/>
-      <w:r>
-        <w:rPr>
-          <w:lang w:val="es-419" w:eastAsia="es-CO"/>
-        </w:rPr>
-        <w:t>Third</w:t>
-      </w:r>
-      <w:proofErr w:type="spellEnd"/>
-      <w:r>
-        <w:rPr>
-          <w:lang w:val="es-419" w:eastAsia="es-CO"/>
-        </w:rPr>
-        <w:t xml:space="preserve"> Rock </w:t>
-      </w:r>
-      <w:proofErr w:type="spellStart"/>
-      <w:r>
-        <w:rPr>
-          <w:lang w:val="es-419" w:eastAsia="es-CO"/>
-        </w:rPr>
-        <w:t>Techkno</w:t>
-      </w:r>
-      <w:proofErr w:type="spellEnd"/>
-      <w:r>
-        <w:rPr>
-          <w:lang w:val="es-419" w:eastAsia="es-CO"/>
-        </w:rPr>
-        <w:t xml:space="preserve"> señala que:</w:t>
-      </w:r>
-    </w:p>
-    <w:p>
-      <w:pPr>
-        <w:rPr>
-          <w:lang w:val="es-419" w:eastAsia="es-CO"/>
-        </w:rPr>
-      </w:pPr>
-      <w:r>
-        <w:rPr>
-          <w:lang w:val="es-419" w:eastAsia="es-CO"/>
-        </w:rPr>
-        <w:t>“</w:t>
-      </w:r>
-      <w:r>
-        <w:rPr>
-          <w:lang w:val="es-419" w:eastAsia="es-CO"/>
-        </w:rPr>
-        <w:t xml:space="preserve">En 2021, el desarrollo de </w:t>
-      </w:r>
-      <w:r>
-        <w:rPr>
-          <w:rStyle w:val="Extranjerismo"/>
-          <w:lang w:val="es-419" w:eastAsia="es-CO"/>
-        </w:rPr>
-        <w:t>Back-</w:t>
-      </w:r>
-      <w:proofErr w:type="spellStart"/>
-      <w:r>
-        <w:rPr>
-          <w:rStyle w:val="Extranjerismo"/>
-          <w:lang w:val="es-419" w:eastAsia="es-CO"/>
-        </w:rPr>
-        <w:t>End</w:t>
-      </w:r>
-      <w:proofErr w:type="spellEnd"/>
-      <w:r>
-        <w:rPr>
-          <w:lang w:val="es-419" w:eastAsia="es-CO"/>
-        </w:rPr>
-        <w:t xml:space="preserve"> será aún más vital a medida que las empresas busquen expandirse a un ritmo rápido”. Esta empresa también destaca los lenguajes de programación del servidor que están en tendencia, subrayando la importancia de mantenerse actualizado con las tecnologías que lideran el mercado. (</w:t>
-      </w:r>
-      <w:proofErr w:type="spellStart"/>
-      <w:r>
-        <w:rPr>
-          <w:lang w:val="es-419" w:eastAsia="es-CO"/>
-        </w:rPr>
-        <w:t>Third</w:t>
-      </w:r>
-      <w:proofErr w:type="spellEnd"/>
-      <w:r>
-        <w:rPr>
-          <w:lang w:val="es-419" w:eastAsia="es-CO"/>
-        </w:rPr>
-        <w:t xml:space="preserve"> Rock </w:t>
-      </w:r>
-      <w:proofErr w:type="spellStart"/>
-      <w:r>
-        <w:rPr>
-          <w:lang w:val="es-419" w:eastAsia="es-CO"/>
-        </w:rPr>
-        <w:t>Techkno</w:t>
-      </w:r>
-      <w:proofErr w:type="spellEnd"/>
-      <w:r>
-        <w:rPr>
-          <w:lang w:val="es-419" w:eastAsia="es-CO"/>
-        </w:rPr>
-        <w:t>, 2021)</w:t>
+        <w:t>Back-End</w:t>
+      </w:r>
+      <w:r>
+        <w:rPr>
+          <w:lang w:val="es-419" w:eastAsia="es-CO"/>
+        </w:rPr>
+        <w:t xml:space="preserve"> será aún más vital a medida que las empresas busquen expandirse a un ritmo rápido”. Esta empresa también destaca los lenguajes de programación del servidor que están en tendencia, subrayando la importancia de mantenerse actualizado con las tecnologías que lideran el mercado. (Third Rock Techkno, 2021)</w:t>
       </w:r>
     </w:p>
     <w:p>
@@ -7619,7 +7253,6 @@
           <w:lang w:val="es-419" w:eastAsia="es-CO"/>
         </w:rPr>
       </w:pPr>
-      <w:proofErr w:type="spellStart"/>
       <w:r>
         <w:rPr>
           <w:b/>
@@ -7628,7 +7261,6 @@
         </w:rPr>
         <w:t>Kotlin</w:t>
       </w:r>
-      <w:proofErr w:type="spellEnd"/>
     </w:p>
     <w:p>
       <w:pPr>
@@ -7649,50 +7281,13 @@
           <w:rStyle w:val="Extranjerismo"/>
           <w:lang w:val="es-419" w:eastAsia="es-CO"/>
         </w:rPr>
-        <w:t>back-</w:t>
-      </w:r>
-      <w:proofErr w:type="spellStart"/>
-      <w:r>
-        <w:rPr>
-          <w:rStyle w:val="Extranjerismo"/>
-          <w:lang w:val="es-419" w:eastAsia="es-CO"/>
-        </w:rPr>
-        <w:t>end</w:t>
-      </w:r>
-      <w:proofErr w:type="spellEnd"/>
-      <w:r>
-        <w:rPr>
-          <w:lang w:val="es-419" w:eastAsia="es-CO"/>
-        </w:rPr>
-        <w:t xml:space="preserve"> para Java Virtual Machine. Es muy preferido para el desarrollo de Android, contando con el soporte oficial de Google. Según </w:t>
-      </w:r>
-      <w:proofErr w:type="spellStart"/>
-      <w:r>
-        <w:rPr>
-          <w:lang w:val="es-419" w:eastAsia="es-CO"/>
-        </w:rPr>
-        <w:t>Third</w:t>
-      </w:r>
-      <w:proofErr w:type="spellEnd"/>
-      <w:r>
-        <w:rPr>
-          <w:lang w:val="es-419" w:eastAsia="es-CO"/>
-        </w:rPr>
-        <w:t xml:space="preserve"> Rock </w:t>
-      </w:r>
-      <w:proofErr w:type="spellStart"/>
-      <w:r>
-        <w:rPr>
-          <w:lang w:val="es-419" w:eastAsia="es-CO"/>
-        </w:rPr>
-        <w:t>Techkno</w:t>
-      </w:r>
-      <w:proofErr w:type="spellEnd"/>
-      <w:r>
-        <w:rPr>
-          <w:lang w:val="es-419" w:eastAsia="es-CO"/>
-        </w:rPr>
-        <w:t xml:space="preserve">, tiene una </w:t>
+        <w:t>back-end</w:t>
+      </w:r>
+      <w:r>
+        <w:rPr>
+          <w:lang w:val="es-419" w:eastAsia="es-CO"/>
+        </w:rPr>
+        <w:t xml:space="preserve"> para Java Virtual Machine. Es muy preferido para el desarrollo de Android, contando con el soporte oficial de Google. Según Third Rock Techkno, tiene una </w:t>
       </w:r>
       <w:r>
         <w:rPr>
@@ -7780,102 +7375,192 @@
           <w:rStyle w:val="Extranjerismo"/>
           <w:lang w:val="es-419" w:eastAsia="es-CO"/>
         </w:rPr>
-        <w:t>back-</w:t>
-      </w:r>
-      <w:proofErr w:type="spellStart"/>
+        <w:t>back-en</w:t>
+      </w:r>
+      <w:r>
+        <w:rPr>
+          <w:lang w:val="es-419" w:eastAsia="es-CO"/>
+        </w:rPr>
+        <w:t xml:space="preserve">d muy flexible con características impecables. Tiene una comunidad en constante actualización y numerosos </w:t>
+      </w:r>
       <w:r>
         <w:rPr>
           <w:rStyle w:val="Extranjerismo"/>
           <w:lang w:val="es-419" w:eastAsia="es-CO"/>
         </w:rPr>
-        <w:t>en</w:t>
-      </w:r>
-      <w:r>
-        <w:rPr>
-          <w:lang w:val="es-419" w:eastAsia="es-CO"/>
-        </w:rPr>
-        <w:t>d</w:t>
-      </w:r>
-      <w:proofErr w:type="spellEnd"/>
-      <w:r>
-        <w:rPr>
-          <w:lang w:val="es-419" w:eastAsia="es-CO"/>
-        </w:rPr>
-        <w:t xml:space="preserve"> muy flexible con características impecables. Tiene una comunidad en constante actualización y numerosos </w:t>
-      </w:r>
-      <w:proofErr w:type="spellStart"/>
+        <w:t>frameworks</w:t>
+      </w:r>
+      <w:r>
+        <w:rPr>
+          <w:lang w:val="es-419" w:eastAsia="es-CO"/>
+        </w:rPr>
+        <w:t xml:space="preserve"> basados en este lenguaje. Se considera el futuro del desarrollo </w:t>
+      </w:r>
       <w:r>
         <w:rPr>
           <w:rStyle w:val="Extranjerismo"/>
           <w:lang w:val="es-419" w:eastAsia="es-CO"/>
         </w:rPr>
+        <w:t>back-end</w:t>
+      </w:r>
+      <w:r>
+        <w:rPr>
+          <w:lang w:val="es-419" w:eastAsia="es-CO"/>
+        </w:rPr>
+        <w:t xml:space="preserve"> en 2021, destacando por una sintaxis muy expresiva que brinda libertad creativa a los desarrolladores.</w:t>
+      </w:r>
+    </w:p>
+    <w:p>
+      <w:pPr>
+        <w:pStyle w:val="Ttulo3"/>
+      </w:pPr>
+      <w:bookmarkStart w:id="25" w:name="_Toc170129934"/>
+      <w:r>
+        <w:rPr>
+          <w:rStyle w:val="Extranjerismo"/>
+        </w:rPr>
+        <w:t>Frameworks</w:t>
+      </w:r>
+      <w:r>
+        <w:t xml:space="preserve"> del </w:t>
+      </w:r>
+      <w:r>
+        <w:rPr>
+          <w:rStyle w:val="Extranjerismo"/>
+        </w:rPr>
+        <w:t>back-end</w:t>
+      </w:r>
+      <w:bookmarkEnd w:id="25"/>
+    </w:p>
+    <w:p>
+      <w:pPr>
+        <w:rPr>
+          <w:lang w:val="es-419" w:eastAsia="es-CO"/>
+        </w:rPr>
+      </w:pPr>
+      <w:r>
+        <w:rPr>
+          <w:lang w:val="es-419" w:eastAsia="es-CO"/>
+        </w:rPr>
+        <w:t xml:space="preserve">Al igual que los </w:t>
+      </w:r>
+      <w:r>
+        <w:rPr>
+          <w:rStyle w:val="Extranjerismo"/>
+          <w:lang w:val="es-419" w:eastAsia="es-CO"/>
+        </w:rPr>
         <w:t>frameworks</w:t>
       </w:r>
-      <w:proofErr w:type="spellEnd"/>
-      <w:r>
-        <w:rPr>
-          <w:lang w:val="es-419" w:eastAsia="es-CO"/>
-        </w:rPr>
-        <w:t xml:space="preserve"> basados en este lenguaje. Se considera el futuro del desarrollo </w:t>
+      <w:r>
+        <w:rPr>
+          <w:lang w:val="es-419" w:eastAsia="es-CO"/>
+        </w:rPr>
+        <w:t xml:space="preserve"> del </w:t>
       </w:r>
       <w:r>
         <w:rPr>
           <w:rStyle w:val="Extranjerismo"/>
           <w:lang w:val="es-419" w:eastAsia="es-CO"/>
         </w:rPr>
-        <w:t>back-</w:t>
-      </w:r>
-      <w:proofErr w:type="spellStart"/>
+        <w:t>front-end</w:t>
+      </w:r>
+      <w:r>
+        <w:rPr>
+          <w:lang w:val="es-419" w:eastAsia="es-CO"/>
+        </w:rPr>
+        <w:t xml:space="preserve">, los </w:t>
+      </w:r>
       <w:r>
         <w:rPr>
           <w:rStyle w:val="Extranjerismo"/>
           <w:lang w:val="es-419" w:eastAsia="es-CO"/>
         </w:rPr>
-        <w:t>end</w:t>
-      </w:r>
-      <w:proofErr w:type="spellEnd"/>
-      <w:r>
-        <w:rPr>
-          <w:lang w:val="es-419" w:eastAsia="es-CO"/>
-        </w:rPr>
-        <w:t xml:space="preserve"> en 2021, destacando por una sintaxis muy expresiva que brinda libertad creativa a los desarrolladores.</w:t>
-      </w:r>
-    </w:p>
-    <w:p>
-      <w:pPr>
-        <w:pStyle w:val="Ttulo3"/>
-      </w:pPr>
-      <w:bookmarkStart w:id="25" w:name="_Toc170129934"/>
+        <w:t>frameworks</w:t>
+      </w:r>
+      <w:r>
+        <w:rPr>
+          <w:lang w:val="es-419" w:eastAsia="es-CO"/>
+        </w:rPr>
+        <w:t xml:space="preserve"> del </w:t>
+      </w:r>
       <w:r>
         <w:rPr>
           <w:rStyle w:val="Extranjerismo"/>
-        </w:rPr>
-        <w:t>Frameworks</w:t>
-      </w:r>
-      <w:r>
-        <w:t xml:space="preserve"> del </w:t>
+          <w:lang w:val="es-419" w:eastAsia="es-CO"/>
+        </w:rPr>
+        <w:t>back-end</w:t>
+      </w:r>
+      <w:r>
+        <w:rPr>
+          <w:lang w:val="es-419" w:eastAsia="es-CO"/>
+        </w:rPr>
+        <w:t xml:space="preserve"> proporcionan a los desarrolladores herramientas para realizar su trabajo de manera más eficiente, segura y robusta. Estos </w:t>
       </w:r>
       <w:r>
         <w:rPr>
           <w:rStyle w:val="Extranjerismo"/>
+          <w:lang w:val="es-419" w:eastAsia="es-CO"/>
+        </w:rPr>
+        <w:t>frameworks</w:t>
+      </w:r>
+      <w:r>
+        <w:rPr>
+          <w:lang w:val="es-419" w:eastAsia="es-CO"/>
+        </w:rPr>
+        <w:t xml:space="preserve"> ofrecen estructuras predefinidas y componentes reutilizables que aceleran el proceso de desarrollo, ayudando a manejar aspectos complejos como la conexión con bases de datos, la gestión de sesiones, el procesamiento de transacciones y la seguridad.</w:t>
+      </w:r>
+    </w:p>
+    <w:p>
+      <w:pPr>
+        <w:rPr>
+          <w:lang w:val="es-419" w:eastAsia="es-CO"/>
+        </w:rPr>
+      </w:pPr>
+      <w:r>
+        <w:rPr>
+          <w:lang w:val="es-419" w:eastAsia="es-CO"/>
+        </w:rPr>
+        <w:t xml:space="preserve">Una de las empresas de desarrollo web más destacadas de Canadá, Monocubed, señala la importancia de estos </w:t>
+      </w:r>
+      <w:r>
+        <w:rPr>
+          <w:rStyle w:val="Extranjerismo"/>
+          <w:lang w:val="es-419" w:eastAsia="es-CO"/>
+        </w:rPr>
+        <w:t>frameworks</w:t>
+      </w:r>
+      <w:r>
+        <w:rPr>
+          <w:lang w:val="es-419" w:eastAsia="es-CO"/>
+        </w:rPr>
+        <w:t xml:space="preserve"> en el desarrollo actual. Según Mistry (2021), los </w:t>
+      </w:r>
+      <w:r>
+        <w:rPr>
+          <w:rStyle w:val="Extranjerismo"/>
+          <w:lang w:val="es-419" w:eastAsia="es-CO"/>
+        </w:rPr>
+        <w:t>frameworks</w:t>
+      </w:r>
+      <w:r>
+        <w:rPr>
+          <w:lang w:val="es-419" w:eastAsia="es-CO"/>
+        </w:rPr>
+        <w:t xml:space="preserve"> de </w:t>
+      </w:r>
+      <w:r>
+        <w:rPr>
+          <w:rStyle w:val="Extranjerismo"/>
+          <w:lang w:val="es-419" w:eastAsia="es-CO"/>
         </w:rPr>
         <w:t>back-end</w:t>
       </w:r>
-      <w:bookmarkEnd w:id="25"/>
-    </w:p>
-    <w:p>
-      <w:pPr>
-        <w:rPr>
-          <w:lang w:val="es-419" w:eastAsia="es-CO"/>
-        </w:rPr>
-      </w:pPr>
-      <w:r>
-        <w:rPr>
-          <w:lang w:val="es-419" w:eastAsia="es-CO"/>
-        </w:rPr>
-        <w:t xml:space="preserve">Al igual que los </w:t>
-      </w:r>
-      <w:proofErr w:type="spellStart"/>
+      <w:r>
+        <w:rPr>
+          <w:lang w:val="es-419" w:eastAsia="es-CO"/>
+        </w:rPr>
+        <w:t xml:space="preserve"> que están marcando tendencia facilitan significativamente la creación de aplicaciones complejas y escalables. Estos </w:t>
+      </w:r>
       <w:r>
         <w:rPr>
           <w:rStyle w:val="Extranjerismo"/>
@@ -7883,201 +7568,11 @@
         </w:rPr>
         <w:t>frameworks</w:t>
       </w:r>
-      <w:proofErr w:type="spellEnd"/>
-      <w:r>
-        <w:rPr>
-          <w:lang w:val="es-419" w:eastAsia="es-CO"/>
-        </w:rPr>
-        <w:t xml:space="preserve"> del </w:t>
-      </w:r>
-      <w:proofErr w:type="spellStart"/>
-      <w:r>
-        <w:rPr>
-          <w:rStyle w:val="Extranjerismo"/>
-          <w:lang w:val="es-419" w:eastAsia="es-CO"/>
-        </w:rPr>
-        <w:t>front-end</w:t>
-      </w:r>
-      <w:proofErr w:type="spellEnd"/>
-      <w:r>
-        <w:rPr>
-          <w:lang w:val="es-419" w:eastAsia="es-CO"/>
-        </w:rPr>
-        <w:t xml:space="preserve">, los </w:t>
-      </w:r>
-      <w:proofErr w:type="spellStart"/>
-      <w:r>
-        <w:rPr>
-          <w:rStyle w:val="Extranjerismo"/>
-          <w:lang w:val="es-419" w:eastAsia="es-CO"/>
-        </w:rPr>
-        <w:t>frameworks</w:t>
-      </w:r>
-      <w:proofErr w:type="spellEnd"/>
-      <w:r>
-        <w:rPr>
-          <w:lang w:val="es-419" w:eastAsia="es-CO"/>
-        </w:rPr>
-        <w:t xml:space="preserve"> del </w:t>
-      </w:r>
-      <w:r>
-        <w:rPr>
-          <w:rStyle w:val="Extranjerismo"/>
-          <w:lang w:val="es-419" w:eastAsia="es-CO"/>
-        </w:rPr>
-        <w:t>back-</w:t>
-      </w:r>
-      <w:proofErr w:type="spellStart"/>
-      <w:r>
-        <w:rPr>
-          <w:rStyle w:val="Extranjerismo"/>
-          <w:lang w:val="es-419" w:eastAsia="es-CO"/>
-        </w:rPr>
-        <w:t>end</w:t>
-      </w:r>
-      <w:proofErr w:type="spellEnd"/>
-      <w:r>
-        <w:rPr>
-          <w:lang w:val="es-419" w:eastAsia="es-CO"/>
-        </w:rPr>
-        <w:t xml:space="preserve"> proporcionan a los desarrolladores herramientas para realizar su trabajo de manera más eficiente, segura y robusta. Estos </w:t>
-      </w:r>
-      <w:proofErr w:type="spellStart"/>
-      <w:r>
-        <w:rPr>
-          <w:rStyle w:val="Extranjerismo"/>
-          <w:lang w:val="es-419" w:eastAsia="es-CO"/>
-        </w:rPr>
-        <w:t>frameworks</w:t>
-      </w:r>
-      <w:proofErr w:type="spellEnd"/>
-      <w:r>
-        <w:rPr>
-          <w:lang w:val="es-419" w:eastAsia="es-CO"/>
-        </w:rPr>
-        <w:t xml:space="preserve"> ofrecen estructuras predefinidas y componentes reutilizables que aceleran el proceso de desarrollo, ayudando a manejar aspectos complejos como la conexión con bases de datos, la gestión de sesiones, el procesamiento de transacciones y la seguridad.</w:t>
-      </w:r>
-    </w:p>
-    <w:p>
-      <w:pPr>
-        <w:rPr>
-          <w:lang w:val="es-419" w:eastAsia="es-CO"/>
-        </w:rPr>
-      </w:pPr>
-      <w:r>
-        <w:rPr>
-          <w:lang w:val="es-419" w:eastAsia="es-CO"/>
-        </w:rPr>
-        <w:t xml:space="preserve">Una de las empresas de desarrollo web más destacadas de Canadá, </w:t>
-      </w:r>
-      <w:proofErr w:type="spellStart"/>
-      <w:r>
-        <w:rPr>
-          <w:lang w:val="es-419" w:eastAsia="es-CO"/>
-        </w:rPr>
-        <w:t>Monocubed</w:t>
-      </w:r>
-      <w:proofErr w:type="spellEnd"/>
-      <w:r>
-        <w:rPr>
-          <w:lang w:val="es-419" w:eastAsia="es-CO"/>
-        </w:rPr>
-        <w:t xml:space="preserve">, señala la importancia de estos </w:t>
-      </w:r>
-      <w:proofErr w:type="spellStart"/>
-      <w:r>
-        <w:rPr>
-          <w:rStyle w:val="Extranjerismo"/>
-          <w:lang w:val="es-419" w:eastAsia="es-CO"/>
-        </w:rPr>
-        <w:t>frameworks</w:t>
-      </w:r>
-      <w:proofErr w:type="spellEnd"/>
-      <w:r>
-        <w:rPr>
-          <w:lang w:val="es-419" w:eastAsia="es-CO"/>
-        </w:rPr>
-        <w:t xml:space="preserve"> en el desarrollo actual. Según </w:t>
-      </w:r>
-      <w:proofErr w:type="spellStart"/>
-      <w:r>
-        <w:rPr>
-          <w:lang w:val="es-419" w:eastAsia="es-CO"/>
-        </w:rPr>
-        <w:t>Mistry</w:t>
-      </w:r>
-      <w:proofErr w:type="spellEnd"/>
-      <w:r>
-        <w:rPr>
-          <w:lang w:val="es-419" w:eastAsia="es-CO"/>
-        </w:rPr>
-        <w:t xml:space="preserve"> (2021), los </w:t>
-      </w:r>
-      <w:proofErr w:type="spellStart"/>
-      <w:r>
-        <w:rPr>
-          <w:rStyle w:val="Extranjerismo"/>
-          <w:lang w:val="es-419" w:eastAsia="es-CO"/>
-        </w:rPr>
-        <w:t>frameworks</w:t>
-      </w:r>
-      <w:proofErr w:type="spellEnd"/>
-      <w:r>
-        <w:rPr>
-          <w:lang w:val="es-419" w:eastAsia="es-CO"/>
-        </w:rPr>
-        <w:t xml:space="preserve"> de </w:t>
-      </w:r>
-      <w:r>
-        <w:rPr>
-          <w:rStyle w:val="Extranjerismo"/>
-          <w:lang w:val="es-419" w:eastAsia="es-CO"/>
-        </w:rPr>
-        <w:t>back-</w:t>
-      </w:r>
-      <w:proofErr w:type="spellStart"/>
-      <w:r>
-        <w:rPr>
-          <w:rStyle w:val="Extranjerismo"/>
-          <w:lang w:val="es-419" w:eastAsia="es-CO"/>
-        </w:rPr>
-        <w:t>end</w:t>
-      </w:r>
-      <w:proofErr w:type="spellEnd"/>
-      <w:r>
-        <w:rPr>
-          <w:lang w:val="es-419" w:eastAsia="es-CO"/>
-        </w:rPr>
-        <w:t xml:space="preserve"> que están marcando tendencia facilitan significativamente la creación de aplicaciones complejas y escalables. Estos </w:t>
-      </w:r>
-      <w:proofErr w:type="spellStart"/>
-      <w:r>
-        <w:rPr>
-          <w:rStyle w:val="Extranjerismo"/>
-          <w:lang w:val="es-419" w:eastAsia="es-CO"/>
-        </w:rPr>
-        <w:t>frameworks</w:t>
-      </w:r>
-      <w:proofErr w:type="spellEnd"/>
-      <w:r>
-        <w:rPr>
-          <w:lang w:val="es-419" w:eastAsia="es-CO"/>
-        </w:rPr>
-        <w:t xml:space="preserve"> no solo mejoran la eficiencia del </w:t>
-      </w:r>
-      <w:proofErr w:type="gramStart"/>
-      <w:r>
-        <w:rPr>
-          <w:lang w:val="es-419" w:eastAsia="es-CO"/>
-        </w:rPr>
-        <w:t>desarrollo</w:t>
-      </w:r>
-      <w:proofErr w:type="gramEnd"/>
-      <w:r>
-        <w:rPr>
-          <w:lang w:val="es-419" w:eastAsia="es-CO"/>
-        </w:rPr>
-        <w:t xml:space="preserve"> sino que también aseguran </w:t>
+      <w:r>
+        <w:rPr>
+          <w:lang w:val="es-419" w:eastAsia="es-CO"/>
+        </w:rPr>
+        <w:t xml:space="preserve"> no solo mejoran la eficiencia del desarrollo sino que también aseguran </w:t>
       </w:r>
       <w:r>
         <w:rPr>
@@ -8123,7 +7618,6 @@
         </w:rPr>
         <w:t xml:space="preserve">Este </w:t>
       </w:r>
-      <w:proofErr w:type="spellStart"/>
       <w:r>
         <w:rPr>
           <w:rStyle w:val="Extranjerismo"/>
@@ -8131,28 +7625,12 @@
         </w:rPr>
         <w:t>framework</w:t>
       </w:r>
-      <w:proofErr w:type="spellEnd"/>
-      <w:r>
-        <w:rPr>
-          <w:lang w:val="es-419" w:eastAsia="es-CO"/>
-        </w:rPr>
-        <w:t xml:space="preserve"> tiene una excelente estructura y es capaz de adaptarse a grupos grandes debido a la efectividad de sus recursos, como la llamada </w:t>
-      </w:r>
-      <w:proofErr w:type="spellStart"/>
-      <w:r>
-        <w:rPr>
-          <w:lang w:val="es-419" w:eastAsia="es-CO"/>
-        </w:rPr>
-        <w:t>toolbox</w:t>
-      </w:r>
-      <w:proofErr w:type="spellEnd"/>
-      <w:r>
-        <w:rPr>
-          <w:lang w:val="es-419" w:eastAsia="es-CO"/>
-        </w:rPr>
-        <w:t xml:space="preserve">. Basado en PHP, sigue una sintaxis elegante y expresiva. Permite a los desarrolladores web ser flexibles y creativos, manejando los detalles de fondo a diferencia de otros </w:t>
-      </w:r>
-      <w:proofErr w:type="spellStart"/>
+      <w:r>
+        <w:rPr>
+          <w:lang w:val="es-419" w:eastAsia="es-CO"/>
+        </w:rPr>
+        <w:t xml:space="preserve"> tiene una excelente estructura y es capaz de adaptarse a grupos grandes debido a la efectividad de sus recursos, como la llamada toolbox. Basado en PHP, sigue una sintaxis elegante y expresiva. Permite a los desarrolladores web ser flexibles y creativos, manejando los detalles de fondo a diferencia de otros </w:t>
+      </w:r>
       <w:r>
         <w:rPr>
           <w:rStyle w:val="Extranjerismo"/>
@@ -8160,7 +7638,6 @@
         </w:rPr>
         <w:t>frameworks</w:t>
       </w:r>
-      <w:proofErr w:type="spellEnd"/>
       <w:r>
         <w:rPr>
           <w:lang w:val="es-419" w:eastAsia="es-CO"/>
@@ -8231,36 +7708,8 @@
           <w:bCs/>
           <w:lang w:val="es-419" w:eastAsia="es-CO"/>
         </w:rPr>
-        <w:t xml:space="preserve">Ruby </w:t>
-      </w:r>
-      <w:proofErr w:type="spellStart"/>
-      <w:r>
-        <w:rPr>
-          <w:b/>
-          <w:bCs/>
-          <w:lang w:val="es-419" w:eastAsia="es-CO"/>
-        </w:rPr>
-        <w:t>on</w:t>
-      </w:r>
-      <w:proofErr w:type="spellEnd"/>
-      <w:r>
-        <w:rPr>
-          <w:b/>
-          <w:bCs/>
-          <w:lang w:val="es-419" w:eastAsia="es-CO"/>
-        </w:rPr>
-        <w:t xml:space="preserve"> </w:t>
-      </w:r>
-      <w:proofErr w:type="spellStart"/>
-      <w:r>
-        <w:rPr>
-          <w:b/>
-          <w:bCs/>
-          <w:lang w:val="es-419" w:eastAsia="es-CO"/>
-        </w:rPr>
-        <w:t>Rails</w:t>
-      </w:r>
-      <w:proofErr w:type="spellEnd"/>
+        <w:t>Ruby on Rails</w:t>
+      </w:r>
     </w:p>
     <w:p>
       <w:pPr>
@@ -8276,7 +7725,6 @@
         </w:rPr>
         <w:t xml:space="preserve">Escrito en Ruby, este </w:t>
       </w:r>
-      <w:proofErr w:type="spellStart"/>
       <w:r>
         <w:rPr>
           <w:rStyle w:val="Extranjerismo"/>
@@ -8284,7 +7732,6 @@
         </w:rPr>
         <w:t>framework</w:t>
       </w:r>
-      <w:proofErr w:type="spellEnd"/>
       <w:r>
         <w:rPr>
           <w:lang w:val="es-419" w:eastAsia="es-CO"/>
@@ -8474,27 +7921,11 @@
           <w:rStyle w:val="Extranjerismo"/>
           <w:lang w:val="es-419" w:eastAsia="es-CO"/>
         </w:rPr>
-        <w:t xml:space="preserve">Simple </w:t>
-      </w:r>
-      <w:proofErr w:type="spellStart"/>
+        <w:t xml:space="preserve">Simple Object Access </w:t>
+      </w:r>
       <w:r>
         <w:rPr>
           <w:rStyle w:val="Extranjerismo"/>
-          <w:lang w:val="es-419" w:eastAsia="es-CO"/>
-        </w:rPr>
-        <w:t>Object</w:t>
-      </w:r>
-      <w:proofErr w:type="spellEnd"/>
-      <w:r>
-        <w:rPr>
-          <w:rStyle w:val="Extranjerismo"/>
-          <w:lang w:val="es-419" w:eastAsia="es-CO"/>
-        </w:rPr>
-        <w:t xml:space="preserve"> Access </w:t>
-      </w:r>
-      <w:r>
-        <w:rPr>
-          <w:rStyle w:val="Extranjerismo"/>
         </w:rPr>
         <w:t xml:space="preserve">Protocol </w:t>
       </w:r>
@@ -8515,21 +7946,7 @@
         <w:rPr>
           <w:lang w:val="es-419" w:eastAsia="es-CO"/>
         </w:rPr>
-        <w:t>Debido a su naturaleza de protocolo, SOAP incorpora reglas integradas que, aunque aumentan la seguridad y la estructuración de los mensajes, también pueden incrementar la complejidad y la carga en los servidores, lo que a veces resulta en retrasos en los tiempos de carga de las páginas o en las respuestas. Sin embargo, debido a su robustez en estructura y seguridad, SOAP es ampliamente utilizado en el sector empresarial, donde estos factores son críticos. (</w:t>
-      </w:r>
-      <w:proofErr w:type="spellStart"/>
-      <w:r>
-        <w:rPr>
-          <w:lang w:val="es-419" w:eastAsia="es-CO"/>
-        </w:rPr>
-        <w:t>RedHat</w:t>
-      </w:r>
-      <w:proofErr w:type="spellEnd"/>
-      <w:r>
-        <w:rPr>
-          <w:lang w:val="es-419" w:eastAsia="es-CO"/>
-        </w:rPr>
-        <w:t>, 2021).</w:t>
+        <w:t>Debido a su naturaleza de protocolo, SOAP incorpora reglas integradas que, aunque aumentan la seguridad y la estructuración de los mensajes, también pueden incrementar la complejidad y la carga en los servidores, lo que a veces resulta en retrasos en los tiempos de carga de las páginas o en las respuestas. Sin embargo, debido a su robustez en estructura y seguridad, SOAP es ampliamente utilizado en el sector empresarial, donde estos factores son críticos. (RedHat, 2021).</w:t>
       </w:r>
     </w:p>
     <w:p>
@@ -8575,98 +7992,31 @@
         </w:rPr>
         <w:t xml:space="preserve">REST, acrónimo de </w:t>
       </w:r>
-      <w:proofErr w:type="spellStart"/>
       <w:r>
         <w:rPr>
           <w:rStyle w:val="Extranjerismo"/>
           <w:lang w:val="es-419" w:eastAsia="es-CO"/>
         </w:rPr>
-        <w:t>Representational</w:t>
-      </w:r>
-      <w:proofErr w:type="spellEnd"/>
-      <w:r>
-        <w:rPr>
-          <w:rStyle w:val="Extranjerismo"/>
-          <w:lang w:val="es-419" w:eastAsia="es-CO"/>
-        </w:rPr>
-        <w:t xml:space="preserve"> </w:t>
-      </w:r>
-      <w:proofErr w:type="spellStart"/>
-      <w:r>
-        <w:rPr>
-          <w:rStyle w:val="Extranjerismo"/>
-          <w:lang w:val="es-419" w:eastAsia="es-CO"/>
-        </w:rPr>
-        <w:t>State</w:t>
-      </w:r>
-      <w:proofErr w:type="spellEnd"/>
-      <w:r>
-        <w:rPr>
-          <w:rStyle w:val="Extranjerismo"/>
-          <w:lang w:val="es-419" w:eastAsia="es-CO"/>
-        </w:rPr>
-        <w:t xml:space="preserve"> Transfer</w:t>
-      </w:r>
-      <w:r>
-        <w:rPr>
-          <w:lang w:val="es-419" w:eastAsia="es-CO"/>
-        </w:rPr>
-        <w:t xml:space="preserve"> (Transferencia de Estado Representacional), se define como un conjunto de principios arquitectónicos que se adaptan a las necesidades de los servicios web, y es especialmente valorado en aplicaciones móviles por la velocidad de transmisión y la ligereza de la información. Al enviar una solicitud de datos a una API REST, se utiliza el protocolo de transferencia de hipertexto, comúnmente conocido como HTTP. Las API diseñadas según los principios de REST (conocidas como API o servicios web </w:t>
-      </w:r>
-      <w:proofErr w:type="spellStart"/>
-      <w:r>
-        <w:rPr>
-          <w:lang w:val="es-419" w:eastAsia="es-CO"/>
-        </w:rPr>
-        <w:t>RESTFUl</w:t>
-      </w:r>
-      <w:proofErr w:type="spellEnd"/>
-      <w:r>
-        <w:rPr>
-          <w:lang w:val="es-419" w:eastAsia="es-CO"/>
-        </w:rPr>
-        <w:t>) responden a estas solicitudes con mensajes en formatos como HTML, XML, JSON, entre otros. El formato más utilizado para los mensajes es la notación de objetos de JavaScript (JSON), que puede ser interpretado por cualquier lenguaje de programación, es liviano y comprensible tanto para máquinas como para personas. Así, las API RESTFUL son más flexibles y fáciles de configurar. (</w:t>
-      </w:r>
-      <w:proofErr w:type="spellStart"/>
-      <w:r>
-        <w:rPr>
-          <w:lang w:val="es-419" w:eastAsia="es-CO"/>
-        </w:rPr>
-        <w:t>RedHat</w:t>
-      </w:r>
-      <w:proofErr w:type="spellEnd"/>
-      <w:r>
-        <w:rPr>
-          <w:lang w:val="es-419" w:eastAsia="es-CO"/>
-        </w:rPr>
-        <w:t>, 2021).</w:t>
-      </w:r>
-    </w:p>
-    <w:p>
-      <w:pPr>
-        <w:rPr>
-          <w:lang w:val="es-419" w:eastAsia="es-CO"/>
-        </w:rPr>
-      </w:pPr>
-      <w:r>
-        <w:rPr>
-          <w:lang w:val="es-419" w:eastAsia="es-CO"/>
-        </w:rPr>
-        <w:t>En conclusión, al comparar estas dos arquitecturas, las API REST son ideales para los escenarios tecnológicos más modernos, como el internet de las cosas (</w:t>
-      </w:r>
-      <w:proofErr w:type="spellStart"/>
-      <w:r>
-        <w:rPr>
-          <w:lang w:val="es-419" w:eastAsia="es-CO"/>
-        </w:rPr>
-        <w:t>IoT</w:t>
-      </w:r>
-      <w:proofErr w:type="spellEnd"/>
-      <w:r>
-        <w:rPr>
-          <w:lang w:val="es-419" w:eastAsia="es-CO"/>
-        </w:rPr>
-        <w:t>), el desarrollo de aplicaciones móviles y la computación sin servidor, debido a su ligereza. Por otro lado, los servicios web SOAP ofrecen niveles superiores de seguridad y cumplimiento para operaciones asociadas con la dinámica operativa de las empresas; sin embargo, la rigurosidad de sus reglas puede resultar en una gestión más pesada de la información.</w:t>
+        <w:t>Representational State Transfer</w:t>
+      </w:r>
+      <w:r>
+        <w:rPr>
+          <w:lang w:val="es-419" w:eastAsia="es-CO"/>
+        </w:rPr>
+        <w:t xml:space="preserve"> (Transferencia de Estado Representacional), se define como un conjunto de principios arquitectónicos que se adaptan a las necesidades de los servicios web, y es especialmente valorado en aplicaciones móviles por la velocidad de transmisión y la ligereza de la información. Al enviar una solicitud de datos a una API REST, se utiliza el protocolo de transferencia de hipertexto, comúnmente conocido como HTTP. Las API diseñadas según los principios de REST (conocidas como API o servicios web RESTFUl) responden a estas solicitudes con mensajes en formatos como HTML, XML, JSON, entre otros. El formato más utilizado para los mensajes es la notación de objetos de JavaScript (JSON), que puede ser interpretado por cualquier lenguaje de programación, es liviano y comprensible tanto para máquinas como para personas. Así, las API RESTFUL son más flexibles y fáciles de configurar. (RedHat, 2021).</w:t>
+      </w:r>
+    </w:p>
+    <w:p>
+      <w:pPr>
+        <w:rPr>
+          <w:lang w:val="es-419" w:eastAsia="es-CO"/>
+        </w:rPr>
+      </w:pPr>
+      <w:r>
+        <w:rPr>
+          <w:lang w:val="es-419" w:eastAsia="es-CO"/>
+        </w:rPr>
+        <w:t>En conclusión, al comparar estas dos arquitecturas, las API REST son ideales para los escenarios tecnológicos más modernos, como el internet de las cosas (IoT), el desarrollo de aplicaciones móviles y la computación sin servidor, debido a su ligereza. Por otro lado, los servicios web SOAP ofrecen niveles superiores de seguridad y cumplimiento para operaciones asociadas con la dinámica operativa de las empresas; sin embargo, la rigurosidad de sus reglas puede resultar en una gestión más pesada de la información.</w:t>
       </w:r>
     </w:p>
     <w:p>
@@ -8737,10 +8087,10 @@
                     <pic:cNvPicPr/>
                   </pic:nvPicPr>
                   <pic:blipFill>
-                    <a:blip r:embed="rId30">
+                    <a:blip r:embed="rId33">
                       <a:extLst>
                         <a:ext uri="{96DAC541-7B7A-43D3-8B79-37D633B846F1}">
-                          <asvg:svgBlip xmlns:asvg="http://schemas.microsoft.com/office/drawing/2016/SVG/main" r:embed="rId31"/>
+                          <asvg:svgBlip xmlns:asvg="http://schemas.microsoft.com/office/drawing/2016/SVG/main" r:embed="rId34"/>
                         </a:ext>
                       </a:extLst>
                     </a:blip>
@@ -8872,13 +8222,8 @@
             <w:pPr>
               <w:pStyle w:val="TextoTablas"/>
             </w:pPr>
-            <w:proofErr w:type="spellStart"/>
-            <w:r>
-              <w:t>ThePRBridge</w:t>
-            </w:r>
-            <w:proofErr w:type="spellEnd"/>
-            <w:r>
-              <w:t>. (2011, 13 octubre). Cómo funciona el internet [Video]. YouTube.</w:t>
+            <w:r>
+              <w:t>ThePRBridge. (2011, 13 octubre). Cómo funciona el internet [Video]. YouTube.</w:t>
             </w:r>
           </w:p>
         </w:tc>
@@ -8903,7 +8248,7 @@
             <w:pPr>
               <w:pStyle w:val="TextoTablas"/>
             </w:pPr>
-            <w:hyperlink r:id="rId32" w:history="1">
+            <w:hyperlink r:id="rId35" w:history="1">
               <w:r>
                 <w:rPr>
                   <w:rStyle w:val="Hipervnculo"/>
@@ -8937,23 +8282,7 @@
               <w:pStyle w:val="TextoTablas"/>
             </w:pPr>
             <w:r>
-              <w:t xml:space="preserve">Aaron. (2009, 19 febrero). </w:t>
-            </w:r>
-            <w:proofErr w:type="spellStart"/>
-            <w:r>
-              <w:t>How</w:t>
-            </w:r>
-            <w:proofErr w:type="spellEnd"/>
-            <w:r>
-              <w:t xml:space="preserve"> </w:t>
-            </w:r>
-            <w:proofErr w:type="spellStart"/>
-            <w:r>
-              <w:t>the</w:t>
-            </w:r>
-            <w:proofErr w:type="spellEnd"/>
-            <w:r>
-              <w:t xml:space="preserve"> internet Works in 5 Minutes [Video]. YouTube.</w:t>
+              <w:t>Aaron. (2009, 19 febrero). How the internet Works in 5 Minutes [Video]. YouTube.</w:t>
             </w:r>
           </w:p>
         </w:tc>
@@ -8978,7 +8307,7 @@
             <w:pPr>
               <w:pStyle w:val="TextoTablas"/>
             </w:pPr>
-            <w:hyperlink r:id="rId33" w:history="1">
+            <w:hyperlink r:id="rId36" w:history="1">
               <w:r>
                 <w:rPr>
                   <w:rStyle w:val="Hipervnculo"/>
@@ -9014,13 +8343,8 @@
             <w:pPr>
               <w:pStyle w:val="TextoTablas"/>
             </w:pPr>
-            <w:proofErr w:type="spellStart"/>
-            <w:r>
-              <w:t>Saklar</w:t>
-            </w:r>
-            <w:proofErr w:type="spellEnd"/>
-            <w:r>
-              <w:t>. (2017, 25 junio). Topologías de Red [Video]. YouTube.</w:t>
+            <w:r>
+              <w:t>Saklar. (2017, 25 junio). Topologías de Red [Video]. YouTube.</w:t>
             </w:r>
           </w:p>
         </w:tc>
@@ -9045,7 +8369,7 @@
             <w:pPr>
               <w:pStyle w:val="TextoTablas"/>
             </w:pPr>
-            <w:hyperlink r:id="rId34" w:history="1">
+            <w:hyperlink r:id="rId37" w:history="1">
               <w:r>
                 <w:rPr>
                   <w:rStyle w:val="Hipervnculo"/>
@@ -9078,45 +8402,8 @@
             <w:pPr>
               <w:pStyle w:val="TextoTablas"/>
             </w:pPr>
-            <w:proofErr w:type="spellStart"/>
-            <w:r>
-              <w:t>Code</w:t>
-            </w:r>
-            <w:proofErr w:type="spellEnd"/>
-            <w:r>
-              <w:t xml:space="preserve"> </w:t>
-            </w:r>
-            <w:proofErr w:type="spellStart"/>
-            <w:r>
-              <w:t>War</w:t>
-            </w:r>
-            <w:proofErr w:type="spellEnd"/>
-            <w:r>
-              <w:t xml:space="preserve">. (2020, 17 mayo). 2. </w:t>
-            </w:r>
-            <w:proofErr w:type="spellStart"/>
-            <w:r>
-              <w:t>Frontend</w:t>
-            </w:r>
-            <w:proofErr w:type="spellEnd"/>
-            <w:r>
-              <w:t xml:space="preserve"> y </w:t>
-            </w:r>
-            <w:proofErr w:type="spellStart"/>
-            <w:r>
-              <w:t>backend</w:t>
-            </w:r>
-            <w:proofErr w:type="spellEnd"/>
-            <w:r>
-              <w:t xml:space="preserve">, en qué consisten, sus tecnologías, </w:t>
-            </w:r>
-            <w:proofErr w:type="spellStart"/>
-            <w:r>
-              <w:t>APIs</w:t>
-            </w:r>
-            <w:proofErr w:type="spellEnd"/>
-            <w:r>
-              <w:t xml:space="preserve"> - Aprende a programar sistemas web [Video]. YouTube.</w:t>
+            <w:r>
+              <w:t>Code War. (2020, 17 mayo). 2. Frontend y backend, en qué consisten, sus tecnologías, APIs - Aprende a programar sistemas web [Video]. YouTube.</w:t>
             </w:r>
           </w:p>
         </w:tc>
@@ -9141,7 +8428,7 @@
             <w:pPr>
               <w:pStyle w:val="TextoTablas"/>
             </w:pPr>
-            <w:hyperlink r:id="rId35" w:history="1">
+            <w:hyperlink r:id="rId38" w:history="1">
               <w:r>
                 <w:rPr>
                   <w:rStyle w:val="Hipervnculo"/>
@@ -9290,31 +8577,13 @@
         </w:rPr>
         <w:t xml:space="preserve">: por sus siglas </w:t>
       </w:r>
-      <w:proofErr w:type="spellStart"/>
       <w:r>
         <w:rPr>
           <w:rStyle w:val="Extranjerismo"/>
           <w:lang w:val="es-419" w:eastAsia="es-CO"/>
         </w:rPr>
-        <w:t>World</w:t>
-      </w:r>
-      <w:proofErr w:type="spellEnd"/>
-      <w:r>
-        <w:rPr>
-          <w:rStyle w:val="Extranjerismo"/>
-          <w:lang w:val="es-419" w:eastAsia="es-CO"/>
-        </w:rPr>
-        <w:t xml:space="preserve"> Wide Web </w:t>
-      </w:r>
-      <w:proofErr w:type="spellStart"/>
-      <w:r>
-        <w:rPr>
-          <w:rStyle w:val="Extranjerismo"/>
-          <w:lang w:val="es-419" w:eastAsia="es-CO"/>
-        </w:rPr>
-        <w:t>Consortium</w:t>
-      </w:r>
-      <w:proofErr w:type="spellEnd"/>
+        <w:t>World Wide Web Consortium</w:t>
+      </w:r>
       <w:r>
         <w:rPr>
           <w:lang w:val="es-419" w:eastAsia="es-CO"/>
@@ -9336,7 +8605,6 @@
         </w:rPr>
         <w:t xml:space="preserve">Web </w:t>
       </w:r>
-      <w:proofErr w:type="spellStart"/>
       <w:r>
         <w:rPr>
           <w:rStyle w:val="Extranjerismo"/>
@@ -9346,7 +8614,6 @@
         </w:rPr>
         <w:t>push</w:t>
       </w:r>
-      <w:proofErr w:type="spellEnd"/>
       <w:r>
         <w:rPr>
           <w:lang w:val="es-419" w:eastAsia="es-CO"/>
@@ -9362,133 +8629,47 @@
         </w:rPr>
       </w:pPr>
       <w:bookmarkStart w:id="32" w:name="_Toc170129941"/>
-      <w:proofErr w:type="spellStart"/>
       <w:r>
         <w:rPr>
           <w:lang w:val="en-US"/>
         </w:rPr>
         <w:lastRenderedPageBreak/>
-        <w:t>Referencias</w:t>
-      </w:r>
-      <w:proofErr w:type="spellEnd"/>
-      <w:r>
-        <w:rPr>
-          <w:lang w:val="en-US"/>
+        <w:t>Referencias bibliográficas</w:t>
+      </w:r>
+      <w:bookmarkEnd w:id="32"/>
+    </w:p>
+    <w:p>
+      <w:pPr>
+        <w:rPr>
+          <w:lang w:val="es-419" w:eastAsia="es-CO"/>
+        </w:rPr>
+      </w:pPr>
+      <w:r>
+        <w:rPr>
+          <w:lang w:val="es-419" w:eastAsia="es-CO"/>
+        </w:rPr>
+        <w:t>Facebook. (2021). Facebook - Meld je an of registreer je.</w:t>
+      </w:r>
+    </w:p>
+    <w:p>
+      <w:pPr>
+        <w:rPr>
+          <w:lang w:val="es-419" w:eastAsia="es-CO"/>
+        </w:rPr>
+      </w:pPr>
+      <w:r>
+        <w:rPr>
+          <w:lang w:val="es-419" w:eastAsia="es-CO"/>
+        </w:rPr>
+        <w:t>Fisher, S. (2021, 19 de mayo). ¿Qué es TCP/IP y cómo funciona? Avast Academy.</w:t>
+      </w:r>
+      <w:r>
+        <w:rPr>
+          <w:lang w:val="es-419" w:eastAsia="es-CO"/>
         </w:rPr>
         <w:t xml:space="preserve"> </w:t>
       </w:r>
-      <w:proofErr w:type="spellStart"/>
-      <w:r>
-        <w:rPr>
-          <w:lang w:val="en-US"/>
-        </w:rPr>
-        <w:t>bibliográficas</w:t>
-      </w:r>
-      <w:bookmarkEnd w:id="32"/>
-      <w:proofErr w:type="spellEnd"/>
-    </w:p>
-    <w:p>
-      <w:pPr>
-        <w:rPr>
-          <w:lang w:val="es-419" w:eastAsia="es-CO"/>
-        </w:rPr>
-      </w:pPr>
-      <w:r>
-        <w:rPr>
-          <w:lang w:val="es-419" w:eastAsia="es-CO"/>
-        </w:rPr>
-        <w:t xml:space="preserve">Facebook. (2021). Facebook - </w:t>
-      </w:r>
-      <w:proofErr w:type="spellStart"/>
-      <w:r>
-        <w:rPr>
-          <w:lang w:val="es-419" w:eastAsia="es-CO"/>
-        </w:rPr>
-        <w:t>Meld</w:t>
-      </w:r>
-      <w:proofErr w:type="spellEnd"/>
-      <w:r>
-        <w:rPr>
-          <w:lang w:val="es-419" w:eastAsia="es-CO"/>
-        </w:rPr>
-        <w:t xml:space="preserve"> je </w:t>
-      </w:r>
-      <w:proofErr w:type="spellStart"/>
-      <w:r>
-        <w:rPr>
-          <w:lang w:val="es-419" w:eastAsia="es-CO"/>
-        </w:rPr>
-        <w:t>an</w:t>
-      </w:r>
-      <w:proofErr w:type="spellEnd"/>
-      <w:r>
-        <w:rPr>
-          <w:lang w:val="es-419" w:eastAsia="es-CO"/>
-        </w:rPr>
-        <w:t xml:space="preserve"> </w:t>
-      </w:r>
-      <w:proofErr w:type="spellStart"/>
-      <w:r>
-        <w:rPr>
-          <w:lang w:val="es-419" w:eastAsia="es-CO"/>
-        </w:rPr>
-        <w:t>of</w:t>
-      </w:r>
-      <w:proofErr w:type="spellEnd"/>
-      <w:r>
-        <w:rPr>
-          <w:lang w:val="es-419" w:eastAsia="es-CO"/>
-        </w:rPr>
-        <w:t xml:space="preserve"> </w:t>
-      </w:r>
-      <w:proofErr w:type="spellStart"/>
-      <w:r>
-        <w:rPr>
-          <w:lang w:val="es-419" w:eastAsia="es-CO"/>
-        </w:rPr>
-        <w:t>registreer</w:t>
-      </w:r>
-      <w:proofErr w:type="spellEnd"/>
-      <w:r>
-        <w:rPr>
-          <w:lang w:val="es-419" w:eastAsia="es-CO"/>
-        </w:rPr>
-        <w:t xml:space="preserve"> je.</w:t>
-      </w:r>
-    </w:p>
-    <w:p>
-      <w:pPr>
-        <w:rPr>
-          <w:lang w:val="es-419" w:eastAsia="es-CO"/>
-        </w:rPr>
-      </w:pPr>
-      <w:r>
-        <w:rPr>
-          <w:lang w:val="es-419" w:eastAsia="es-CO"/>
-        </w:rPr>
-        <w:t xml:space="preserve">Fisher, S. (2021, 19 de mayo). ¿Qué es TCP/IP y cómo funciona? Avast </w:t>
-      </w:r>
-      <w:proofErr w:type="spellStart"/>
-      <w:r>
-        <w:rPr>
-          <w:lang w:val="es-419" w:eastAsia="es-CO"/>
-        </w:rPr>
-        <w:t>Academy</w:t>
-      </w:r>
-      <w:proofErr w:type="spellEnd"/>
-      <w:r>
-        <w:rPr>
-          <w:lang w:val="es-419" w:eastAsia="es-CO"/>
-        </w:rPr>
-        <w:t>.</w:t>
-      </w:r>
-      <w:r>
-        <w:rPr>
-          <w:lang w:val="es-419" w:eastAsia="es-CO"/>
-        </w:rPr>
-        <w:t xml:space="preserve"> </w:t>
-      </w:r>
-      <w:hyperlink r:id="rId36" w:history="1">
+      <w:hyperlink r:id="rId39" w:history="1">
         <w:r>
           <w:rPr>
             <w:rStyle w:val="Hipervnculo"/>
@@ -9522,7 +8703,7 @@
         </w:rPr>
         <w:t xml:space="preserve"> </w:t>
       </w:r>
-      <w:hyperlink r:id="rId37" w:history="1">
+      <w:hyperlink r:id="rId40" w:history="1">
         <w:r>
           <w:rPr>
             <w:rStyle w:val="Hipervnculo"/>
@@ -9550,7 +8731,7 @@
         </w:rPr>
         <w:t xml:space="preserve">Ingenio Virtual. (2018a, 11 de febrero). Conceptos básicos sobre tecnologías de desarrollo web. </w:t>
       </w:r>
-      <w:hyperlink r:id="rId38" w:history="1">
+      <w:hyperlink r:id="rId41" w:history="1">
         <w:r>
           <w:rPr>
             <w:rStyle w:val="Hipervnculo"/>
@@ -9589,113 +8770,15 @@
         <w:rPr>
           <w:lang w:val="es-419" w:eastAsia="es-CO"/>
         </w:rPr>
-        <w:t xml:space="preserve">Medium. (2021, 15 de marzo). Front </w:t>
-      </w:r>
-      <w:proofErr w:type="spellStart"/>
-      <w:r>
-        <w:rPr>
-          <w:lang w:val="es-419" w:eastAsia="es-CO"/>
-        </w:rPr>
-        <w:t>end</w:t>
-      </w:r>
-      <w:proofErr w:type="spellEnd"/>
+        <w:t>Medium. (2021, 15 de marzo). Front end development trends that will be with us in 2021.</w:t>
+      </w:r>
       <w:r>
         <w:rPr>
           <w:lang w:val="es-419" w:eastAsia="es-CO"/>
         </w:rPr>
         <w:t xml:space="preserve"> </w:t>
       </w:r>
-      <w:proofErr w:type="spellStart"/>
-      <w:r>
-        <w:rPr>
-          <w:lang w:val="es-419" w:eastAsia="es-CO"/>
-        </w:rPr>
-        <w:t>development</w:t>
-      </w:r>
-      <w:proofErr w:type="spellEnd"/>
-      <w:r>
-        <w:rPr>
-          <w:lang w:val="es-419" w:eastAsia="es-CO"/>
-        </w:rPr>
-        <w:t xml:space="preserve"> </w:t>
-      </w:r>
-      <w:proofErr w:type="spellStart"/>
-      <w:r>
-        <w:rPr>
-          <w:lang w:val="es-419" w:eastAsia="es-CO"/>
-        </w:rPr>
-        <w:t>trends</w:t>
-      </w:r>
-      <w:proofErr w:type="spellEnd"/>
-      <w:r>
-        <w:rPr>
-          <w:lang w:val="es-419" w:eastAsia="es-CO"/>
-        </w:rPr>
-        <w:t xml:space="preserve"> </w:t>
-      </w:r>
-      <w:proofErr w:type="spellStart"/>
-      <w:r>
-        <w:rPr>
-          <w:lang w:val="es-419" w:eastAsia="es-CO"/>
-        </w:rPr>
-        <w:t>that</w:t>
-      </w:r>
-      <w:proofErr w:type="spellEnd"/>
-      <w:r>
-        <w:rPr>
-          <w:lang w:val="es-419" w:eastAsia="es-CO"/>
-        </w:rPr>
-        <w:t xml:space="preserve"> </w:t>
-      </w:r>
-      <w:proofErr w:type="spellStart"/>
-      <w:r>
-        <w:rPr>
-          <w:lang w:val="es-419" w:eastAsia="es-CO"/>
-        </w:rPr>
-        <w:t>will</w:t>
-      </w:r>
-      <w:proofErr w:type="spellEnd"/>
-      <w:r>
-        <w:rPr>
-          <w:lang w:val="es-419" w:eastAsia="es-CO"/>
-        </w:rPr>
-        <w:t xml:space="preserve"> be </w:t>
-      </w:r>
-      <w:proofErr w:type="spellStart"/>
-      <w:r>
-        <w:rPr>
-          <w:lang w:val="es-419" w:eastAsia="es-CO"/>
-        </w:rPr>
-        <w:t>with</w:t>
-      </w:r>
-      <w:proofErr w:type="spellEnd"/>
-      <w:r>
-        <w:rPr>
-          <w:lang w:val="es-419" w:eastAsia="es-CO"/>
-        </w:rPr>
-        <w:t xml:space="preserve"> </w:t>
-      </w:r>
-      <w:proofErr w:type="spellStart"/>
-      <w:r>
-        <w:rPr>
-          <w:lang w:val="es-419" w:eastAsia="es-CO"/>
-        </w:rPr>
-        <w:t>us</w:t>
-      </w:r>
-      <w:proofErr w:type="spellEnd"/>
-      <w:r>
-        <w:rPr>
-          <w:lang w:val="es-419" w:eastAsia="es-CO"/>
-        </w:rPr>
-        <w:t xml:space="preserve"> in 2021.</w:t>
-      </w:r>
-      <w:r>
-        <w:rPr>
-          <w:lang w:val="es-419" w:eastAsia="es-CO"/>
-        </w:rPr>
-        <w:t xml:space="preserve"> </w:t>
-      </w:r>
-      <w:hyperlink r:id="rId39" w:history="1">
+      <w:hyperlink r:id="rId42" w:history="1">
         <w:r>
           <w:rPr>
             <w:rStyle w:val="Hipervnculo"/>
@@ -9717,125 +8800,19 @@
           <w:lang w:val="es-419" w:eastAsia="es-CO"/>
         </w:rPr>
       </w:pPr>
-      <w:proofErr w:type="spellStart"/>
-      <w:r>
-        <w:rPr>
-          <w:lang w:val="es-419" w:eastAsia="es-CO"/>
-        </w:rPr>
-        <w:t>Mistry</w:t>
-      </w:r>
-      <w:proofErr w:type="spellEnd"/>
-      <w:r>
-        <w:rPr>
-          <w:lang w:val="es-419" w:eastAsia="es-CO"/>
-        </w:rPr>
-        <w:t xml:space="preserve">, J. (2021, 29 de mayo). 8 </w:t>
-      </w:r>
-      <w:proofErr w:type="spellStart"/>
-      <w:r>
-        <w:rPr>
-          <w:lang w:val="es-419" w:eastAsia="es-CO"/>
-        </w:rPr>
-        <w:t>best</w:t>
-      </w:r>
-      <w:proofErr w:type="spellEnd"/>
+      <w:r>
+        <w:rPr>
+          <w:lang w:val="es-419" w:eastAsia="es-CO"/>
+        </w:rPr>
+        <w:t>Mistry, J. (2021, 29 de mayo). 8 best backend frameworks to use for web development 2021. Monocubed.</w:t>
+      </w:r>
       <w:r>
         <w:rPr>
           <w:lang w:val="es-419" w:eastAsia="es-CO"/>
         </w:rPr>
         <w:t xml:space="preserve"> </w:t>
       </w:r>
-      <w:proofErr w:type="spellStart"/>
-      <w:r>
-        <w:rPr>
-          <w:lang w:val="es-419" w:eastAsia="es-CO"/>
-        </w:rPr>
-        <w:t>backend</w:t>
-      </w:r>
-      <w:proofErr w:type="spellEnd"/>
-      <w:r>
-        <w:rPr>
-          <w:lang w:val="es-419" w:eastAsia="es-CO"/>
-        </w:rPr>
-        <w:t xml:space="preserve"> </w:t>
-      </w:r>
-      <w:proofErr w:type="spellStart"/>
-      <w:r>
-        <w:rPr>
-          <w:lang w:val="es-419" w:eastAsia="es-CO"/>
-        </w:rPr>
-        <w:t>frameworks</w:t>
-      </w:r>
-      <w:proofErr w:type="spellEnd"/>
-      <w:r>
-        <w:rPr>
-          <w:lang w:val="es-419" w:eastAsia="es-CO"/>
-        </w:rPr>
-        <w:t xml:space="preserve"> </w:t>
-      </w:r>
-      <w:proofErr w:type="spellStart"/>
-      <w:r>
-        <w:rPr>
-          <w:lang w:val="es-419" w:eastAsia="es-CO"/>
-        </w:rPr>
-        <w:t>to</w:t>
-      </w:r>
-      <w:proofErr w:type="spellEnd"/>
-      <w:r>
-        <w:rPr>
-          <w:lang w:val="es-419" w:eastAsia="es-CO"/>
-        </w:rPr>
-        <w:t xml:space="preserve"> use </w:t>
-      </w:r>
-      <w:proofErr w:type="spellStart"/>
-      <w:r>
-        <w:rPr>
-          <w:lang w:val="es-419" w:eastAsia="es-CO"/>
-        </w:rPr>
-        <w:t>for</w:t>
-      </w:r>
-      <w:proofErr w:type="spellEnd"/>
-      <w:r>
-        <w:rPr>
-          <w:lang w:val="es-419" w:eastAsia="es-CO"/>
-        </w:rPr>
-        <w:t xml:space="preserve"> web </w:t>
-      </w:r>
-      <w:proofErr w:type="spellStart"/>
-      <w:r>
-        <w:rPr>
-          <w:lang w:val="es-419" w:eastAsia="es-CO"/>
-        </w:rPr>
-        <w:t>development</w:t>
-      </w:r>
-      <w:proofErr w:type="spellEnd"/>
-      <w:r>
-        <w:rPr>
-          <w:lang w:val="es-419" w:eastAsia="es-CO"/>
-        </w:rPr>
-        <w:t xml:space="preserve"> 2021. </w:t>
-      </w:r>
-      <w:proofErr w:type="spellStart"/>
-      <w:r>
-        <w:rPr>
-          <w:lang w:val="es-419" w:eastAsia="es-CO"/>
-        </w:rPr>
-        <w:t>Monocubed</w:t>
-      </w:r>
-      <w:proofErr w:type="spellEnd"/>
-      <w:r>
-        <w:rPr>
-          <w:lang w:val="es-419" w:eastAsia="es-CO"/>
-        </w:rPr>
-        <w:t>.</w:t>
-      </w:r>
-      <w:r>
-        <w:rPr>
-          <w:lang w:val="es-419" w:eastAsia="es-CO"/>
-        </w:rPr>
-        <w:t xml:space="preserve"> </w:t>
-      </w:r>
-      <w:hyperlink r:id="rId40" w:history="1">
+      <w:hyperlink r:id="rId43" w:history="1">
         <w:r>
           <w:rPr>
             <w:rStyle w:val="Hipervnculo"/>
@@ -9861,99 +8838,15 @@
         <w:rPr>
           <w:lang w:val="es-419" w:eastAsia="es-CO"/>
         </w:rPr>
-        <w:t xml:space="preserve">Mozilla. (2021, 13 de mayo). </w:t>
-      </w:r>
-      <w:proofErr w:type="spellStart"/>
-      <w:r>
-        <w:rPr>
-          <w:lang w:val="es-419" w:eastAsia="es-CO"/>
-        </w:rPr>
-        <w:t>How</w:t>
-      </w:r>
-      <w:proofErr w:type="spellEnd"/>
+        <w:t>Mozilla. (2021, 13 de mayo). How does the internet work? - Learn web development. MDN Web Docs.</w:t>
+      </w:r>
       <w:r>
         <w:rPr>
           <w:lang w:val="es-419" w:eastAsia="es-CO"/>
         </w:rPr>
         <w:t xml:space="preserve"> </w:t>
       </w:r>
-      <w:proofErr w:type="spellStart"/>
-      <w:r>
-        <w:rPr>
-          <w:lang w:val="es-419" w:eastAsia="es-CO"/>
-        </w:rPr>
-        <w:t>does</w:t>
-      </w:r>
-      <w:proofErr w:type="spellEnd"/>
-      <w:r>
-        <w:rPr>
-          <w:lang w:val="es-419" w:eastAsia="es-CO"/>
-        </w:rPr>
-        <w:t xml:space="preserve"> </w:t>
-      </w:r>
-      <w:proofErr w:type="spellStart"/>
-      <w:r>
-        <w:rPr>
-          <w:lang w:val="es-419" w:eastAsia="es-CO"/>
-        </w:rPr>
-        <w:t>the</w:t>
-      </w:r>
-      <w:proofErr w:type="spellEnd"/>
-      <w:r>
-        <w:rPr>
-          <w:lang w:val="es-419" w:eastAsia="es-CO"/>
-        </w:rPr>
-        <w:t xml:space="preserve"> internet </w:t>
-      </w:r>
-      <w:proofErr w:type="spellStart"/>
-      <w:r>
-        <w:rPr>
-          <w:lang w:val="es-419" w:eastAsia="es-CO"/>
-        </w:rPr>
-        <w:t>work</w:t>
-      </w:r>
-      <w:proofErr w:type="spellEnd"/>
-      <w:r>
-        <w:rPr>
-          <w:lang w:val="es-419" w:eastAsia="es-CO"/>
-        </w:rPr>
-        <w:t xml:space="preserve">? - </w:t>
-      </w:r>
-      <w:proofErr w:type="spellStart"/>
-      <w:r>
-        <w:rPr>
-          <w:lang w:val="es-419" w:eastAsia="es-CO"/>
-        </w:rPr>
-        <w:t>Learn</w:t>
-      </w:r>
-      <w:proofErr w:type="spellEnd"/>
-      <w:r>
-        <w:rPr>
-          <w:lang w:val="es-419" w:eastAsia="es-CO"/>
-        </w:rPr>
-        <w:t xml:space="preserve"> web </w:t>
-      </w:r>
-      <w:proofErr w:type="spellStart"/>
-      <w:r>
-        <w:rPr>
-          <w:lang w:val="es-419" w:eastAsia="es-CO"/>
-        </w:rPr>
-        <w:t>development</w:t>
-      </w:r>
-      <w:proofErr w:type="spellEnd"/>
-      <w:r>
-        <w:rPr>
-          <w:lang w:val="es-419" w:eastAsia="es-CO"/>
-        </w:rPr>
-        <w:t>. MDN Web Docs.</w:t>
-      </w:r>
-      <w:r>
-        <w:rPr>
-          <w:lang w:val="es-419" w:eastAsia="es-CO"/>
-        </w:rPr>
-        <w:t xml:space="preserve"> </w:t>
-      </w:r>
-      <w:hyperlink r:id="rId41" w:history="1">
+      <w:hyperlink r:id="rId44" w:history="1">
         <w:r>
           <w:rPr>
             <w:rStyle w:val="Hipervnculo"/>
@@ -9981,62 +8874,27 @@
         </w:rPr>
         <w:t>Ramos, R. (2020, 18 de noviembre). ¿Qué es JavaScript y para qué sirve? Agencia de Marketing Digital.</w:t>
       </w:r>
+    </w:p>
+    <w:p>
+      <w:pPr>
+        <w:rPr>
+          <w:lang w:val="es-419" w:eastAsia="es-CO"/>
+        </w:rPr>
+      </w:pPr>
+      <w:r>
+        <w:rPr>
+          <w:lang w:val="es-419" w:eastAsia="es-CO"/>
+        </w:rPr>
+        <w:lastRenderedPageBreak/>
+        <w:t>RedHat. (2021). REST vs. SOAP.</w:t>
+      </w:r>
       <w:r>
         <w:rPr>
           <w:lang w:val="es-419" w:eastAsia="es-CO"/>
         </w:rPr>
         <w:t xml:space="preserve"> </w:t>
       </w:r>
-      <w:hyperlink r:id="rId42" w:history="1">
-        <w:r>
-          <w:rPr>
-            <w:rStyle w:val="Hipervnculo"/>
-            <w:lang w:val="es-419" w:eastAsia="es-CO"/>
-          </w:rPr>
-          <w:t>https://soyrafaramos.com/que-es-javascript-para-que-sirve/</w:t>
-        </w:r>
-      </w:hyperlink>
-      <w:r>
-        <w:rPr>
-          <w:lang w:val="es-419" w:eastAsia="es-CO"/>
-        </w:rPr>
-        <w:t xml:space="preserve"> </w:t>
-      </w:r>
-      <w:r>
-        <w:rPr>
-          <w:lang w:val="es-419" w:eastAsia="es-CO"/>
-        </w:rPr>
-        <w:t xml:space="preserve"> </w:t>
-      </w:r>
-    </w:p>
-    <w:p>
-      <w:pPr>
-        <w:rPr>
-          <w:lang w:val="es-419" w:eastAsia="es-CO"/>
-        </w:rPr>
-      </w:pPr>
-      <w:proofErr w:type="spellStart"/>
-      <w:r>
-        <w:rPr>
-          <w:lang w:val="es-419" w:eastAsia="es-CO"/>
-        </w:rPr>
-        <w:lastRenderedPageBreak/>
-        <w:t>RedHat</w:t>
-      </w:r>
-      <w:proofErr w:type="spellEnd"/>
-      <w:r>
-        <w:rPr>
-          <w:lang w:val="es-419" w:eastAsia="es-CO"/>
-        </w:rPr>
-        <w:t>. (2021). REST vs. SOAP.</w:t>
-      </w:r>
-      <w:r>
-        <w:rPr>
-          <w:lang w:val="es-419" w:eastAsia="es-CO"/>
-        </w:rPr>
-        <w:t xml:space="preserve"> </w:t>
-      </w:r>
-      <w:hyperlink r:id="rId43" w:history="1">
+      <w:hyperlink r:id="rId45" w:history="1">
         <w:r>
           <w:rPr>
             <w:rStyle w:val="Hipervnculo"/>
@@ -10071,110 +8929,11 @@
           <w:lang w:val="es-419" w:eastAsia="es-CO"/>
         </w:rPr>
       </w:pPr>
-      <w:proofErr w:type="spellStart"/>
-      <w:r>
-        <w:rPr>
-          <w:lang w:val="es-419" w:eastAsia="es-CO"/>
-        </w:rPr>
-        <w:t>Third</w:t>
-      </w:r>
-      <w:proofErr w:type="spellEnd"/>
-      <w:r>
-        <w:rPr>
-          <w:lang w:val="es-419" w:eastAsia="es-CO"/>
-        </w:rPr>
-        <w:t xml:space="preserve"> Rock </w:t>
-      </w:r>
-      <w:proofErr w:type="spellStart"/>
-      <w:r>
-        <w:rPr>
-          <w:lang w:val="es-419" w:eastAsia="es-CO"/>
-        </w:rPr>
-        <w:t>Techkno</w:t>
-      </w:r>
-      <w:proofErr w:type="spellEnd"/>
-      <w:r>
-        <w:rPr>
-          <w:lang w:val="es-419" w:eastAsia="es-CO"/>
-        </w:rPr>
-        <w:t xml:space="preserve">. (2021, 24 de marzo). Top 5 </w:t>
-      </w:r>
-      <w:proofErr w:type="spellStart"/>
-      <w:r>
-        <w:rPr>
-          <w:lang w:val="es-419" w:eastAsia="es-CO"/>
-        </w:rPr>
-        <w:t>picks</w:t>
-      </w:r>
-      <w:proofErr w:type="spellEnd"/>
-      <w:r>
-        <w:rPr>
-          <w:lang w:val="es-419" w:eastAsia="es-CO"/>
-        </w:rPr>
-        <w:t xml:space="preserve"> </w:t>
-      </w:r>
-      <w:proofErr w:type="spellStart"/>
-      <w:r>
-        <w:rPr>
-          <w:lang w:val="es-419" w:eastAsia="es-CO"/>
-        </w:rPr>
-        <w:t>for</w:t>
-      </w:r>
-      <w:proofErr w:type="spellEnd"/>
-      <w:r>
-        <w:rPr>
-          <w:lang w:val="es-419" w:eastAsia="es-CO"/>
-        </w:rPr>
-        <w:t xml:space="preserve"> </w:t>
-      </w:r>
-      <w:proofErr w:type="spellStart"/>
-      <w:r>
-        <w:rPr>
-          <w:lang w:val="es-419" w:eastAsia="es-CO"/>
-        </w:rPr>
-        <w:t>backend</w:t>
-      </w:r>
-      <w:proofErr w:type="spellEnd"/>
-      <w:r>
-        <w:rPr>
-          <w:lang w:val="es-419" w:eastAsia="es-CO"/>
-        </w:rPr>
-        <w:t xml:space="preserve"> </w:t>
-      </w:r>
-      <w:proofErr w:type="spellStart"/>
-      <w:r>
-        <w:rPr>
-          <w:lang w:val="es-419" w:eastAsia="es-CO"/>
-        </w:rPr>
-        <w:t>development</w:t>
-      </w:r>
-      <w:proofErr w:type="spellEnd"/>
-      <w:r>
-        <w:rPr>
-          <w:lang w:val="es-419" w:eastAsia="es-CO"/>
-        </w:rPr>
-        <w:t xml:space="preserve"> in 2021.</w:t>
-      </w:r>
-      <w:r>
-        <w:rPr>
-          <w:lang w:val="es-419" w:eastAsia="es-CO"/>
-        </w:rPr>
-        <w:t xml:space="preserve"> </w:t>
-      </w:r>
-      <w:hyperlink r:id="rId44" w:history="1">
-        <w:r>
-          <w:rPr>
-            <w:rStyle w:val="Hipervnculo"/>
-            <w:lang w:val="es-419" w:eastAsia="es-CO"/>
-          </w:rPr>
-          <w:t>https://www.thirdrocktechkno.com/blog/top-5-picks-for-backend-development-in-2021/</w:t>
-        </w:r>
-      </w:hyperlink>
-      <w:r>
-        <w:rPr>
-          <w:lang w:val="es-419" w:eastAsia="es-CO"/>
-        </w:rPr>
-        <w:t xml:space="preserve"> </w:t>
+      <w:r>
+        <w:rPr>
+          <w:lang w:val="es-419" w:eastAsia="es-CO"/>
+        </w:rPr>
+        <w:t>Third Rock Techkno. (2021, 24 de marzo). Top 5 picks for backend development in 2021.</w:t>
       </w:r>
     </w:p>
     <w:p>
@@ -10258,13 +9017,8 @@
             <w:pPr>
               <w:pStyle w:val="TextoTablas"/>
             </w:pPr>
-            <w:proofErr w:type="spellStart"/>
-            <w:r>
-              <w:t>Milady</w:t>
-            </w:r>
-            <w:proofErr w:type="spellEnd"/>
-            <w:r>
-              <w:t xml:space="preserve"> Tatiana Villamil Caste</w:t>
+            <w:r>
+              <w:t>Milady Tatiana Villamil Caste</w:t>
             </w:r>
             <w:r>
               <w:t>ll</w:t>
@@ -10320,13 +9074,8 @@
               <w:t>Bermúdez</w:t>
             </w:r>
             <w:r>
-              <w:t xml:space="preserve"> </w:t>
-            </w:r>
-            <w:proofErr w:type="spellStart"/>
-            <w:r>
-              <w:t>Jaimes</w:t>
-            </w:r>
-            <w:proofErr w:type="spellEnd"/>
+              <w:t xml:space="preserve"> Jaimes</w:t>
+            </w:r>
           </w:p>
         </w:tc>
         <w:tc>
@@ -10526,13 +9275,8 @@
               <w:pStyle w:val="TextoTablas"/>
             </w:pPr>
             <w:r>
-              <w:t xml:space="preserve">Desarrollador </w:t>
-            </w:r>
-            <w:proofErr w:type="spellStart"/>
-            <w:r>
-              <w:t>Fullstack</w:t>
-            </w:r>
-            <w:proofErr w:type="spellEnd"/>
+              <w:t>Desarrollador Fullstack</w:t>
+            </w:r>
           </w:p>
         </w:tc>
         <w:tc>
@@ -10792,8 +9536,8 @@
       </w:pPr>
     </w:p>
     <w:sectPr>
-      <w:headerReference w:type="default" r:id="rId45"/>
-      <w:footerReference w:type="default" r:id="rId46"/>
+      <w:headerReference w:type="default" r:id="rId46"/>
+      <w:footerReference w:type="default" r:id="rId47"/>
       <w:pgSz w:w="12240" w:h="15840"/>
       <w:pgMar w:top="1701" w:right="1134" w:bottom="1134" w:left="1134" w:header="709" w:footer="737" w:gutter="0"/>
       <w:pgNumType w:start="1"/>
@@ -16199,7 +14943,12 @@
 </file>
 
 <file path=customXml/item1.xml><?xml version="1.0" encoding="utf-8"?>
-<b:Sources xmlns:b="http://schemas.openxmlformats.org/officeDocument/2006/bibliography" xmlns="http://schemas.openxmlformats.org/officeDocument/2006/bibliography" SelectedStyle="\APASixthEditionOfficeOnline.xsl" StyleName="APA" Version="6"/>
+<?mso-contentType ?>
+<FormTemplates xmlns="http://schemas.microsoft.com/sharepoint/v3/contenttype/forms">
+  <Display>DocumentLibraryForm</Display>
+  <Edit>DocumentLibraryForm</Edit>
+  <New>DocumentLibraryForm</New>
+</FormTemplates>
 </file>
 
 <file path=customXml/item2.xml><?xml version="1.0" encoding="utf-8"?>
@@ -16438,15 +15187,6 @@
 </file>
 
 <file path=customXml/item3.xml><?xml version="1.0" encoding="utf-8"?>
-<?mso-contentType ?>
-<FormTemplates xmlns="http://schemas.microsoft.com/sharepoint/v3/contenttype/forms">
-  <Display>DocumentLibraryForm</Display>
-  <Edit>DocumentLibraryForm</Edit>
-  <New>DocumentLibraryForm</New>
-</FormTemplates>
-</file>
-
-<file path=customXml/item4.xml><?xml version="1.0" encoding="utf-8"?>
 <p:properties xmlns:p="http://schemas.microsoft.com/office/2006/metadata/properties" xmlns:xsi="http://www.w3.org/2001/XMLSchema-instance" xmlns:pc="http://schemas.microsoft.com/office/infopath/2007/PartnerControls">
   <documentManagement>
     <TaxCatchAll xmlns="cb45339b-ced9-4d0d-8f64-77573914d53b" xsi:nil="true"/>
@@ -16457,22 +15197,52 @@
 </p:properties>
 </file>
 
+<file path=customXml/item4.xml><?xml version="1.0" encoding="utf-8"?>
+<b:Sources xmlns:b="http://schemas.openxmlformats.org/officeDocument/2006/bibliography" xmlns="http://schemas.openxmlformats.org/officeDocument/2006/bibliography" SelectedStyle="\APASixthEditionOfficeOnline.xsl" StyleName="APA" Version="6"/>
+</file>
+
 <file path=customXml/itemProps1.xml><?xml version="1.0" encoding="utf-8"?>
+<ds:datastoreItem xmlns:ds="http://schemas.openxmlformats.org/officeDocument/2006/customXml" ds:itemID="{B0B60E41-9BE0-48D9-BD5C-558CB2AB8366}">
+  <ds:schemaRefs>
+    <ds:schemaRef ds:uri="http://schemas.microsoft.com/sharepoint/v3/contenttype/forms"/>
+  </ds:schemaRefs>
+</ds:datastoreItem>
+</file>
+
+<file path=customXml/itemProps2.xml><?xml version="1.0" encoding="utf-8"?>
+<ds:datastoreItem xmlns:ds="http://schemas.openxmlformats.org/officeDocument/2006/customXml" ds:itemID="{7C3A67E2-3F1A-4530-AC78-5438EA0EAE6C}">
+  <ds:schemaRefs>
+    <ds:schemaRef ds:uri="http://schemas.microsoft.com/office/2006/metadata/contentType"/>
+    <ds:schemaRef ds:uri="http://schemas.microsoft.com/office/2006/metadata/properties/metaAttributes"/>
+    <ds:schemaRef ds:uri="http://www.w3.org/2001/XMLSchema"/>
+    <ds:schemaRef ds:uri="http://schemas.microsoft.com/office/2006/metadata/properties"/>
+    <ds:schemaRef ds:uri="cb45339b-ced9-4d0d-8f64-77573914d53b"/>
+    <ds:schemaRef ds:uri="43a3ca16-9c26-4813-b83f-4aec9927b43f"/>
+    <ds:schemaRef ds:uri="http://schemas.microsoft.com/office/2006/documentManagement/types"/>
+    <ds:schemaRef ds:uri="http://schemas.microsoft.com/office/infopath/2007/PartnerControls"/>
+    <ds:schemaRef ds:uri="http://schemas.openxmlformats.org/package/2006/metadata/core-properties"/>
+    <ds:schemaRef ds:uri="http://purl.org/dc/elements/1.1/"/>
+    <ds:schemaRef ds:uri="http://purl.org/dc/terms/"/>
+    <ds:schemaRef ds:uri="http://schemas.microsoft.com/internal/obd"/>
+  </ds:schemaRefs>
+</ds:datastoreItem>
+</file>
+
+<file path=customXml/itemProps3.xml><?xml version="1.0" encoding="utf-8"?>
+<ds:datastoreItem xmlns:ds="http://schemas.openxmlformats.org/officeDocument/2006/customXml" ds:itemID="{511146A1-A967-4F21-9822-0E2E1B762AC6}">
+  <ds:schemaRefs>
+    <ds:schemaRef ds:uri="http://schemas.microsoft.com/office/2006/metadata/properties"/>
+    <ds:schemaRef ds:uri="http://schemas.microsoft.com/office/infopath/2007/PartnerControls"/>
+    <ds:schemaRef ds:uri="cb45339b-ced9-4d0d-8f64-77573914d53b"/>
+    <ds:schemaRef ds:uri="43a3ca16-9c26-4813-b83f-4aec9927b43f"/>
+  </ds:schemaRefs>
+</ds:datastoreItem>
+</file>
+
+<file path=customXml/itemProps4.xml><?xml version="1.0" encoding="utf-8"?>
 <ds:datastoreItem xmlns:ds="http://schemas.openxmlformats.org/officeDocument/2006/customXml" ds:itemID="{E8AB44A3-7C62-4BD2-82ED-8ABC209970FA}">
   <ds:schemaRefs>
     <ds:schemaRef ds:uri="http://schemas.openxmlformats.org/officeDocument/2006/bibliography"/>
   </ds:schemaRefs>
 </ds:datastoreItem>
-</file>
-
-<file path=customXml/itemProps2.xml><?xml version="1.0" encoding="utf-8"?>
-<ds:datastoreItem xmlns:ds="http://schemas.openxmlformats.org/officeDocument/2006/customXml" ds:itemID="{7C3A67E2-3F1A-4530-AC78-5438EA0EAE6C}"/>
-</file>
-
-<file path=customXml/itemProps3.xml><?xml version="1.0" encoding="utf-8"?>
-<ds:datastoreItem xmlns:ds="http://schemas.openxmlformats.org/officeDocument/2006/customXml" ds:itemID="{B0B60E41-9BE0-48D9-BD5C-558CB2AB8366}"/>
-</file>
-
-<file path=customXml/itemProps4.xml><?xml version="1.0" encoding="utf-8"?>
-<ds:datastoreItem xmlns:ds="http://schemas.openxmlformats.org/officeDocument/2006/customXml" ds:itemID="{511146A1-A967-4F21-9822-0E2E1B762AC6}"/>
 </file>